--- a/docs/JDE_AI_Driven_Change_Factory_Design_Document_v11.docx
+++ b/docs/JDE_AI_Driven_Change_Factory_Design_Document_v11.docx
@@ -8719,6 +8719,82 @@
     </w:p>
     <w:p>
       <w:pPr>
+        <w:pStyle w:val="Heading2"/>
+      </w:pPr>
+      <w:r>
+        <w:t>1.3 What's new since v11 (this increment)</w:t>
+      </w:r>
+    </w:p>
+    <w:p>
+      <w:pPr>
+        <w:pStyle w:val="ListParagraph"/>
+        <w:numPr>
+          <w:ilvl w:val="0"/>
+          <w:numId w:val="1"/>
+        </w:numPr>
+        <w:spacing w:after="80"/>
+      </w:pPr>
+      <w:r>
+        <w:t>Gate 2 (Section 3.5) is now two named, separately-recorded human decisions rather than one: Domain Owner approval (the business requirement is worth doing) and Application Manager approval (Jade is authorised to deliver it — admitting the story to the Delivery Queue and starting Architecture Review). See Sections 3.5 and 6.5.</w:t>
+      </w:r>
+    </w:p>
+    <w:p>
+      <w:pPr>
+        <w:pStyle w:val="ListParagraph"/>
+        <w:numPr>
+          <w:ilvl w:val="0"/>
+          <w:numId w:val="1"/>
+        </w:numPr>
+        <w:spacing w:after="80"/>
+      </w:pPr>
+      <w:r>
+        <w:t>A customer-scoped Administration area now exists (Section 19): Customer Setup, ERP/JDE Landscape, Agents, Business Domains and Integrations — surfacing configuration and telemetry that already existed rather than introducing new systems of record.</w:t>
+      </w:r>
+    </w:p>
+    <w:p>
+      <w:pPr>
+        <w:pStyle w:val="ListParagraph"/>
+        <w:numPr>
+          <w:ilvl w:val="0"/>
+          <w:numId w:val="1"/>
+        </w:numPr>
+        <w:spacing w:after="80"/>
+      </w:pPr>
+      <w:r>
+        <w:t>Governance decisions now capture who made them and, on a rejection or send-back, a structured reason code (Section 19.6) — the first genuine input to Section 14.1's Capture step, not yet the Analyse step or anything after it.</w:t>
+      </w:r>
+    </w:p>
+    <w:p>
+      <w:pPr>
+        <w:pStyle w:val="ListParagraph"/>
+        <w:numPr>
+          <w:ilvl w:val="0"/>
+          <w:numId w:val="1"/>
+        </w:numPr>
+        <w:spacing w:after="80"/>
+      </w:pPr>
+      <w:r>
+        <w:t>Every subagent now carries a real, live version identifier — a content hash of its .claude/agents/*.md file, computed on demand and visible in Admin &gt; Agents (Section 19.3) — plus an append-only run history, a first honest slice of Section 14.3's target-state agent versioning and auditability.</w:t>
+      </w:r>
+    </w:p>
+    <w:p>
+      <w:pPr>
+        <w:pStyle w:val="ListParagraph"/>
+        <w:numPr>
+          <w:ilvl w:val="0"/>
+          <w:numId w:val="1"/>
+        </w:numPr>
+        <w:spacing w:after="80"/>
+      </w:pPr>
+      <w:r>
+        <w:t>What this increment deliberately still does not do: it does not make the JDE/AIS connection or scope.json genuinely per-customer (Section 19.2 says exactly what remains global); it introduces no RBAC, no secrets platform, no new persistence technology, and no self-modifying or auto-optimising agent capability (Section 19.7).</w:t>
+      </w:r>
+    </w:p>
+    <w:p>
+      <w:pPr/>
+    </w:p>
+    <w:p>
+      <w:pPr>
         <w:pStyle w:val="Heading1"/>
         <w:pBdr>
           <w:bottom w:val="single" w:sz="6" w:space="4" w:color="BFBFBF"/>
@@ -10781,6 +10857,12 @@
       </w:r>
     </w:p>
     <w:p>
+      <w:pPr/>
+      <w:r>
+        <w:t>Gate 2 itself is, as of this increment, implemented as two separately-recorded human decisions rather than one undifferentiated approval. Domain Owner approval answers “is this business requirement worth doing?” — the User Story, as refined through Section 5's pipeline and any Domain Owner edit cycle, is approved or sent back with a structured reason. Application Manager approval answers a different question, “is Jade authorised to deliver this?” — it admits the story to the Delivery Queue and is what actually starts Phase 3 (Architecture Review runs as a background task from this point, the same mechanism Section 3.4's Receive/Improve/Check already uses). Both decisions are recorded against a named identity, not just a free-text name (Section 19.6). Exact-change approval (Section 6.5) remains a third, separate decision after Architecture Review completes, unchanged in principle from what this section already described.</w:t>
+      </w:r>
+    </w:p>
+    <w:p>
       <w:pPr>
         <w:pStyle w:val="Heading2"/>
       </w:pPr>
@@ -15738,6 +15820,12 @@
         </w:tc>
       </w:tr>
     </w:tbl>
+    <w:p>
+      <w:pPr/>
+      <w:r>
+        <w:t>As of this increment, three distinct decision points exist along this path, not one: Domain Owner approval and Application Manager approval (Section 3.5) precede Architecture Review, and exact-change approval — this section's original subject — follows it. All three, plus a Domain Owner edit and an exact-change rejection, are now captured as structured Decision Feedback records (identity, decision kind, and for a rejection a reason code from a fixed set — Section 19.6), append-only and separate from the Approval Record itself, so that a correction to the record-keeping model never touches the authoritative approval it describes.</w:t>
+      </w:r>
+    </w:p>
     <w:p>
       <w:pPr>
         <w:pStyle w:val="Heading2"/>
@@ -24055,6 +24143,15 @@
       </w:r>
     </w:p>
     <w:p>
+      <w:pPr/>
+      <w:r>
+        <w:t>A first, honest slice of this is now real rather than aspirational. Agent version is computed as a content hash of the agent's own .claude/agents/*.md file — the same file that is the actual source of truth for its instructions — recomputed on demand rather than maintained by hand, and visible per agent in the new Admin &gt; Agents screen (Section 19.3) alongside its declared tools and the runtime configuration (model, permission mode, max turns, allowed tools) the relevant driver actually runs it with. An append-only run history (start/complete/fail, per story, per customer) is now captured for the driver-orchestrated agents — Receive/Improve/Check and the Architect — and is what Admin &gt; Agents' Health panel reads (Section 19.3). This is deliberately a visibility layer, not the full loop: it does not yet feed the Evidence Record (Section 6.4), does not invalidate a standing approval on a version change (the limitation the previous paragraph already names), and involves no automatic evaluation, retraining or self-modification of any agent's instructions.</w:t>
+      </w:r>
+    </w:p>
+    <w:p>
+      <w:pPr/>
+    </w:p>
+    <w:p>
       <w:pPr>
         <w:pStyle w:val="Heading1"/>
         <w:pBdr>
@@ -30544,6 +30641,745 @@
     <w:p>
       <w:pPr>
         <w:pStyle w:val="Heading1"/>
+      </w:pPr>
+      <w:r>
+        <w:t>19. Administration Area and Agent Governance (New in this increment)</w:t>
+      </w:r>
+    </w:p>
+    <w:p>
+      <w:pPr/>
+      <w:r>
+        <w:t>This section documents a customer-facing Administration area added to surface configuration, connectivity, agent definitions and governance telemetry that already existed in the system but had no UI — deliberately a visibility and light-configuration layer on top of the existing services, models and JsonFileStore persistence (Section 16.2), not a new subsystem. It reuses the current agent/driver architecture throughout and introduces no RBAC, no new persistence technology, no secrets platform, and no self-modifying or auto-optimising agent capability — see 19.7.</w:t>
+      </w:r>
+    </w:p>
+    <w:p>
+      <w:pPr>
+        <w:pStyle w:val="Heading2"/>
+      </w:pPr>
+      <w:r>
+        <w:t>19.1 The five areas</w:t>
+      </w:r>
+    </w:p>
+    <w:tbl>
+      <w:tblPr>
+        <w:tblW w:type="auto" w:w="0"/>
+        <w:tblLook w:firstColumn="1" w:firstRow="1" w:lastColumn="0" w:lastRow="0" w:noHBand="0" w:noVBand="1" w:val="04A0"/>
+      </w:tblPr>
+      <w:tblGrid>
+        <w:gridCol w:w="3235"/>
+        <w:gridCol w:w="3235"/>
+        <w:gridCol w:w="3235"/>
+      </w:tblGrid>
+      <w:tr>
+        <w:tc>
+          <w:tcPr>
+            <w:tcW w:type="dxa" w:w="3235"/>
+          </w:tcPr>
+          <w:p>
+            <w:r/>
+            <w:r>
+              <w:rPr>
+                <w:b/>
+              </w:rPr>
+              <w:t>Area</w:t>
+            </w:r>
+          </w:p>
+        </w:tc>
+        <w:tc>
+          <w:tcPr>
+            <w:tcW w:type="dxa" w:w="3235"/>
+          </w:tcPr>
+          <w:p>
+            <w:r/>
+            <w:r>
+              <w:rPr>
+                <w:b/>
+              </w:rPr>
+              <w:t>What it shows</w:t>
+            </w:r>
+          </w:p>
+        </w:tc>
+        <w:tc>
+          <w:tcPr>
+            <w:tcW w:type="dxa" w:w="3235"/>
+          </w:tcPr>
+          <w:p>
+            <w:r/>
+            <w:r>
+              <w:rPr>
+                <w:b/>
+              </w:rPr>
+              <w:t>Backed by</w:t>
+            </w:r>
+          </w:p>
+        </w:tc>
+      </w:tr>
+      <w:tr>
+        <w:tc>
+          <w:tcPr>
+            <w:tcW w:type="dxa" w:w="3235"/>
+          </w:tcPr>
+          <w:p>
+            <w:r>
+              <w:t>Customer Setup</w:t>
+            </w:r>
+          </w:p>
+        </w:tc>
+        <w:tc>
+          <w:tcPr>
+            <w:tcW w:type="dxa" w:w="3235"/>
+          </w:tcPr>
+          <w:p>
+            <w:r>
+              <w:t>The active customer's profile and entitled identities</w:t>
+            </w:r>
+          </w:p>
+        </w:tc>
+        <w:tc>
+          <w:tcPr>
+            <w:tcW w:type="dxa" w:w="3235"/>
+          </w:tcPr>
+          <w:p>
+            <w:r>
+              <w:t>CustomerRegistry, CustomerService (unchanged)</w:t>
+            </w:r>
+          </w:p>
+        </w:tc>
+      </w:tr>
+      <w:tr>
+        <w:tc>
+          <w:tcPr>
+            <w:tcW w:type="dxa" w:w="3235"/>
+          </w:tcPr>
+          <w:p>
+            <w:r>
+              <w:t>ERP / JDE Landscape</w:t>
+            </w:r>
+          </w:p>
+        </w:tc>
+        <w:tc>
+          <w:tcPr>
+            <w:tcW w:type="dxa" w:w="3235"/>
+          </w:tcPr>
+          <w:p>
+            <w:r>
+              <w:t>JDE Tools Release/environment, AIS connection status, and this customer's Engagement Scope</w:t>
+            </w:r>
+          </w:p>
+        </w:tc>
+        <w:tc>
+          <w:tcPr>
+            <w:tcW w:type="dxa" w:w="3235"/>
+          </w:tcPr>
+          <w:p>
+            <w:r>
+              <w:t>New EngagementScopeService; landscape/AIS status read from existing settings</w:t>
+            </w:r>
+          </w:p>
+        </w:tc>
+      </w:tr>
+      <w:tr>
+        <w:tc>
+          <w:tcPr>
+            <w:tcW w:type="dxa" w:w="3235"/>
+          </w:tcPr>
+          <w:p>
+            <w:r>
+              <w:t>Agents</w:t>
+            </w:r>
+          </w:p>
+        </w:tc>
+        <w:tc>
+          <w:tcPr>
+            <w:tcW w:type="dxa" w:w="3235"/>
+          </w:tcPr>
+          <w:p>
+            <w:r>
+              <w:t>The five subagent definitions parsed live from .claude/agents/*.md, their runtime configuration, and recent run/feedback health</w:t>
+            </w:r>
+          </w:p>
+        </w:tc>
+        <w:tc>
+          <w:tcPr>
+            <w:tcW w:type="dxa" w:w="3235"/>
+          </w:tcPr>
+          <w:p>
+            <w:r>
+              <w:t>New AgentRegistryService, AgentRunService, DecisionFeedbackService</w:t>
+            </w:r>
+          </w:p>
+        </w:tc>
+      </w:tr>
+      <w:tr>
+        <w:tc>
+          <w:tcPr>
+            <w:tcW w:type="dxa" w:w="3235"/>
+          </w:tcPr>
+          <w:p>
+            <w:r>
+              <w:t>Business Domains</w:t>
+            </w:r>
+          </w:p>
+        </w:tc>
+        <w:tc>
+          <w:tcPr>
+            <w:tcW w:type="dxa" w:w="3235"/>
+          </w:tcPr>
+          <w:p>
+            <w:r>
+              <w:t>The existing APQC-classified taxonomy, now with a create form and a status control</w:t>
+            </w:r>
+          </w:p>
+        </w:tc>
+        <w:tc>
+          <w:tcPr>
+            <w:tcW w:type="dxa" w:w="3235"/>
+          </w:tcPr>
+          <w:p>
+            <w:r>
+              <w:t>Existing BusinessDomainService, unchanged model plus a status-update method</w:t>
+            </w:r>
+          </w:p>
+        </w:tc>
+      </w:tr>
+      <w:tr>
+        <w:tc>
+          <w:tcPr>
+            <w:tcW w:type="dxa" w:w="3235"/>
+          </w:tcPr>
+          <w:p>
+            <w:r>
+              <w:t>Integrations</w:t>
+            </w:r>
+          </w:p>
+        </w:tc>
+        <w:tc>
+          <w:tcPr>
+            <w:tcW w:type="dxa" w:w="3235"/>
+          </w:tcPr>
+          <w:p>
+            <w:r>
+              <w:t>Honest connected/not-connected status for JDE (AIS), Topdesk and Slack/Teams</w:t>
+            </w:r>
+          </w:p>
+        </w:tc>
+        <w:tc>
+          <w:tcPr>
+            <w:tcW w:type="dxa" w:w="3235"/>
+          </w:tcPr>
+          <w:p>
+            <w:r>
+              <w:t>Static status assembled from existing settings; no new connector code</w:t>
+            </w:r>
+          </w:p>
+        </w:tc>
+      </w:tr>
+    </w:tbl>
+    <w:p>
+      <w:pPr/>
+    </w:p>
+    <w:p>
+      <w:pPr>
+        <w:pStyle w:val="Heading2"/>
+      </w:pPr>
+      <w:r>
+        <w:t>19.2 ERP / JDE Landscape and the Engagement Scope — an honest account</w:t>
+      </w:r>
+    </w:p>
+    <w:p>
+      <w:pPr/>
+      <w:r>
+        <w:t>mcp_server's JDE/AIS connection and scope.json remain a single global configuration shared by every customer in this deployment (Section 7, Appendix D/E) — they are not yet customer-specific, and this increment does not change that. EngagementScope (new model, api_service/models/engagement_scope.py) is this customer's own intended configuration — the same shape as Appendix D.2/E.2's engagement-specific input table — stored per customer_id via a new EngagementScopeService, editable from the ERP Landscape screen. It is the honest source an operator would export into scope.json for this engagement today, and the intended digital source for Appendix D.2/E.2 going forward, but it is not yet wired into scope.json or mcp_server's live enforcement; making the JDE connection and its authorisation scope genuinely per-customer is a larger, out-of-scope change for a future increment (Section 15.2's Change Orchestrator control plane is the natural place for it). The Landscape screen states this plainly rather than implying the connection is already customer-scoped.</w:t>
+      </w:r>
+    </w:p>
+    <w:p>
+      <w:pPr>
+        <w:pStyle w:val="Heading2"/>
+      </w:pPr>
+      <w:r>
+        <w:t>19.3 Agents — registry, runtime configuration and health</w:t>
+      </w:r>
+    </w:p>
+    <w:p>
+      <w:pPr/>
+      <w:r>
+        <w:t>AgentRegistryService parses the five agent definition files that already existed (architect, check-agent, functional-agent, improve-agent, receive-agent) — nothing about the files themselves changed — and computes a version as a sha256 content hash of each file (12 hex characters), rather than maintaining a hand-written version number that can silently drift from the file it describes. Where a driver invokes the agent (orchestration_driver.py for Receive/Improve/Check, the new architecture_driver.py for the Architect), the screen also shows the runtime configuration that driver actually runs it with — model, permission mode, max turns and allowed tools — read from constants in the driver module itself, not a second, independently maintained copy.</w:t>
+      </w:r>
+    </w:p>
+    <w:p>
+      <w:pPr/>
+      <w:r>
+        <w:t>Health is genuinely observed, not scored. AgentRunService is a new append-only store — start/complete/fail per invocation, keyed by run_id, carrying story_id, customer_id (cross-customer by design, since which agent ran is not a customer secret) and the agent_version at the time. No health score, percentage or traffic-light rating is computed or displayed anywhere; the screen shows the last 20 runs and their outcomes, and, where a decision kind maps to that agent (table below), the customer-scoped feedback captured against it.</w:t>
+      </w:r>
+    </w:p>
+    <w:tbl>
+      <w:tblPr>
+        <w:tblW w:type="auto" w:w="0"/>
+        <w:tblLook w:firstColumn="1" w:firstRow="1" w:lastColumn="0" w:lastRow="0" w:noHBand="0" w:noVBand="1" w:val="04A0"/>
+      </w:tblPr>
+      <w:tblGrid>
+        <w:gridCol w:w="4853"/>
+        <w:gridCol w:w="4853"/>
+      </w:tblGrid>
+      <w:tr>
+        <w:tc>
+          <w:tcPr>
+            <w:tcW w:type="dxa" w:w="4853"/>
+          </w:tcPr>
+          <w:p>
+            <w:r/>
+            <w:r>
+              <w:rPr>
+                <w:b/>
+              </w:rPr>
+              <w:t>Agent</w:t>
+            </w:r>
+          </w:p>
+        </w:tc>
+        <w:tc>
+          <w:tcPr>
+            <w:tcW w:type="dxa" w:w="4853"/>
+          </w:tcPr>
+          <w:p>
+            <w:r/>
+            <w:r>
+              <w:rPr>
+                <w:b/>
+              </w:rPr>
+              <w:t>Feedback kinds shown</w:t>
+            </w:r>
+          </w:p>
+        </w:tc>
+      </w:tr>
+      <w:tr>
+        <w:tc>
+          <w:tcPr>
+            <w:tcW w:type="dxa" w:w="4853"/>
+          </w:tcPr>
+          <w:p>
+            <w:r>
+              <w:t>architect</w:t>
+            </w:r>
+          </w:p>
+        </w:tc>
+        <w:tc>
+          <w:tcPr>
+            <w:tcW w:type="dxa" w:w="4853"/>
+          </w:tcPr>
+          <w:p>
+            <w:r>
+              <w:t>exact_change_approval, exact_change_rejection (with reason code, where given)</w:t>
+            </w:r>
+          </w:p>
+        </w:tc>
+      </w:tr>
+      <w:tr>
+        <w:tc>
+          <w:tcPr>
+            <w:tcW w:type="dxa" w:w="4853"/>
+          </w:tcPr>
+          <w:p>
+            <w:r>
+              <w:t>improve-agent</w:t>
+            </w:r>
+          </w:p>
+        </w:tc>
+        <w:tc>
+          <w:tcPr>
+            <w:tcW w:type="dxa" w:w="4853"/>
+          </w:tcPr>
+          <w:p>
+            <w:r>
+              <w:t>domain_owner_edit (a Domain Owner sending a story back for revision is, in effect, correcting this agent's output)</w:t>
+            </w:r>
+          </w:p>
+        </w:tc>
+      </w:tr>
+      <w:tr>
+        <w:tc>
+          <w:tcPr>
+            <w:tcW w:type="dxa" w:w="4853"/>
+          </w:tcPr>
+          <w:p>
+            <w:r>
+              <w:t>receive-agent, check-agent, functional-agent</w:t>
+            </w:r>
+          </w:p>
+        </w:tc>
+        <w:tc>
+          <w:tcPr>
+            <w:tcW w:type="dxa" w:w="4853"/>
+          </w:tcPr>
+          <w:p>
+            <w:r>
+              <w:t>run history only; no feedback kind is currently attributed to them individually</w:t>
+            </w:r>
+          </w:p>
+        </w:tc>
+      </w:tr>
+    </w:tbl>
+    <w:p>
+      <w:pPr/>
+    </w:p>
+    <w:p>
+      <w:pPr>
+        <w:pStyle w:val="Heading2"/>
+      </w:pPr>
+      <w:r>
+        <w:t>19.4 Business Domains</w:t>
+      </w:r>
+    </w:p>
+    <w:p>
+      <w:pPr/>
+      <w:r>
+        <w:t>The existing customer business-domain taxonomy (BusinessDomain, classified against APQC) gains two write paths on the same GET /business-domains list a Domain Owner already used to classify a story: a create form, and a per-row status control (active/proposed/retired). Both call new, narrowly-scoped endpoints (POST /admin/business-domains, a status-update endpoint) on the existing BusinessDomainService and its existing JsonFileStore-backed model — no new taxonomy engine, no APQC catalogue import.</w:t>
+      </w:r>
+    </w:p>
+    <w:p>
+      <w:pPr>
+        <w:pStyle w:val="Heading2"/>
+      </w:pPr>
+      <w:r>
+        <w:t>19.5 Integrations</w:t>
+      </w:r>
+    </w:p>
+    <w:p>
+      <w:pPr/>
+      <w:r>
+        <w:t>A single honest status table — JDE (AIS), Topdesk, Slack/Teams approvals — none of which are actually connected in the current pilot (Section 7, Section 8). This is deliberately not a connector marketplace or a configuration UI; it exists so a customer administrator can see, in one place, exactly what is and is not live, matching this document's standing principle (Section 1.2) that a capability is never described as more mature than it actually is.</w:t>
+      </w:r>
+    </w:p>
+    <w:p>
+      <w:pPr>
+        <w:pStyle w:val="Heading2"/>
+      </w:pPr>
+      <w:r>
+        <w:t>19.6 Decision Feedback — what is captured now, and why</w:t>
+      </w:r>
+    </w:p>
+    <w:p>
+      <w:pPr/>
+      <w:r>
+        <w:t>A new, append-only DecisionFeedback record (separate from the Approval Record, Section 6.5, and from the domain-governance stage itself) is written at five points that already existed as human decisions but were previously unrecorded as structured data: a Domain Owner sending a story back for revision (domain_owner_edit), a Domain Owner approval, an Application Manager approval, an exact-change approval, and an exact-change rejection. Every record carries identity_id where the decision came through an identified session (Section 8.2's identity/authorisation stand-in — Appendix A), and a rejection additionally carries a reason_code drawn from a fixed enumeration (for example: requirement misunderstood, wrong JDE object/version, unsafe operation, insufficient testing, other) rather than free text alone, so that Section 14.1's Analyse step can eventually look across a customer's rejections for a genuine pattern instead of re-reading prose.</w:t>
+      </w:r>
+    </w:p>
+    <w:p>
+      <w:pPr/>
+      <w:r>
+        <w:t>This is deliberately the Capture step of Section 14.1's loop and nothing more. No Analyse, Improve, Evaluate, Approve or Release step is automated or even scripted by this increment; a human still reads this data (via Admin &gt; Agents) and decides, entirely outside the system, whether it points at a prompt, a knowledge gap, or nothing worth changing.</w:t>
+      </w:r>
+    </w:p>
+    <w:p>
+      <w:pPr/>
+      <w:r>
+        <w:t>One further correction travels with this increment, prompted by the same feedback-capture work: UserStory.revision_count, incremented on a Domain Owner edit cycle, is now computed deterministically from the DomainReview's own history rather than trusted from the reviewer agent's self-report — the agent's prompt has no continuity across a Domain Owner edit and so cannot reliably track how many times a story has been revised. This is a correctness fix inside the existing model, not a new capability. A known, narrower gap is left deliberately unfixed and stated here rather than silently patched: the corrected count lives on DomainReview.history, and does not yet propagate to Change.user_story (still assembled from EnhancementRun, unchanged) — so Section 13's first_time_success_rate metric does not yet reflect a Domain-Owner-driven revision. Folding DomainReview history back into the canonical Change.user_story is a larger assembly-logic change, out of scope here.</w:t>
+      </w:r>
+    </w:p>
+    <w:p>
+      <w:pPr>
+        <w:pStyle w:val="Heading2"/>
+      </w:pPr>
+      <w:r>
+        <w:t>19.7 What this increment deliberately does not do</w:t>
+      </w:r>
+    </w:p>
+    <w:p>
+      <w:pPr>
+        <w:pStyle w:val="ListParagraph"/>
+        <w:numPr>
+          <w:ilvl w:val="0"/>
+          <w:numId w:val="1"/>
+        </w:numPr>
+        <w:spacing w:after="80"/>
+      </w:pPr>
+      <w:r>
+        <w:t>No RBAC. Every screen and endpoint is customer-scoped by the existing identity/customer_id mechanism (Section 8.2, Appendix A); nothing in Admin distinguishes what a given identity is allowed to see or change beyond that.</w:t>
+      </w:r>
+    </w:p>
+    <w:p>
+      <w:pPr>
+        <w:pStyle w:val="ListParagraph"/>
+        <w:numPr>
+          <w:ilvl w:val="0"/>
+          <w:numId w:val="1"/>
+        </w:numPr>
+        <w:spacing w:after="80"/>
+      </w:pPr>
+      <w:r>
+        <w:t>No new persistence technology. Every new model is a Pydantic ApiModel stored through the existing JsonFileStore, one file per record, exactly like every other model in this system (Section 16.2).</w:t>
+      </w:r>
+    </w:p>
+    <w:p>
+      <w:pPr>
+        <w:pStyle w:val="ListParagraph"/>
+        <w:numPr>
+          <w:ilvl w:val="0"/>
+          <w:numId w:val="1"/>
+        </w:numPr>
+        <w:spacing w:after="80"/>
+      </w:pPr>
+      <w:r>
+        <w:t>No secrets mechanism. Actual AIS/API credentials are never read into, stored in, or returned by any Admin endpoint — only connection/configuration status. A proper secrets mechanism remains explicitly future work (Section 8, Section 15.10).</w:t>
+      </w:r>
+    </w:p>
+    <w:p>
+      <w:pPr>
+        <w:pStyle w:val="ListParagraph"/>
+        <w:numPr>
+          <w:ilvl w:val="0"/>
+          <w:numId w:val="1"/>
+        </w:numPr>
+        <w:spacing w:after="80"/>
+      </w:pPr>
+      <w:r>
+        <w:t>No self-modifying agents and no automatic prompt optimisation. Agent instructions remain controlled code, visible in Admin for transparency (version, tools, runtime configuration) but changed only through the normal code-review and deployment process — never through this UI, never by an agent acting on its own feedback.</w:t>
+      </w:r>
+    </w:p>
+    <w:p>
+      <w:pPr>
+        <w:pStyle w:val="ListParagraph"/>
+        <w:numPr>
+          <w:ilvl w:val="0"/>
+          <w:numId w:val="1"/>
+        </w:numPr>
+        <w:spacing w:after="80"/>
+      </w:pPr>
+      <w:r>
+        <w:t>No large monitoring platform. Health is the last 20 runs and the feedback captured against them, read directly from the two new append-only stores — not a metrics pipeline, not a dashboarding product, not an alerting system.</w:t>
+      </w:r>
+    </w:p>
+    <w:p>
+      <w:pPr/>
+    </w:p>
+    <w:p>
+      <w:pPr>
+        <w:pStyle w:val="Heading2"/>
+      </w:pPr>
+      <w:r>
+        <w:t>19.8 New artefacts, for reference</w:t>
+      </w:r>
+    </w:p>
+    <w:tbl>
+      <w:tblPr>
+        <w:tblW w:type="auto" w:w="0"/>
+        <w:tblLook w:firstColumn="1" w:firstRow="1" w:lastColumn="0" w:lastRow="0" w:noHBand="0" w:noVBand="1" w:val="04A0"/>
+      </w:tblPr>
+      <w:tblGrid>
+        <w:gridCol w:w="3235"/>
+        <w:gridCol w:w="3235"/>
+        <w:gridCol w:w="3235"/>
+      </w:tblGrid>
+      <w:tr>
+        <w:tc>
+          <w:tcPr>
+            <w:tcW w:type="dxa" w:w="3235"/>
+          </w:tcPr>
+          <w:p>
+            <w:r/>
+            <w:r>
+              <w:rPr>
+                <w:b/>
+              </w:rPr>
+              <w:t>Artefact</w:t>
+            </w:r>
+          </w:p>
+        </w:tc>
+        <w:tc>
+          <w:tcPr>
+            <w:tcW w:type="dxa" w:w="3235"/>
+          </w:tcPr>
+          <w:p>
+            <w:r/>
+            <w:r>
+              <w:rPr>
+                <w:b/>
+              </w:rPr>
+              <w:t>Kind</w:t>
+            </w:r>
+          </w:p>
+        </w:tc>
+        <w:tc>
+          <w:tcPr>
+            <w:tcW w:type="dxa" w:w="3235"/>
+          </w:tcPr>
+          <w:p>
+            <w:r/>
+            <w:r>
+              <w:rPr>
+                <w:b/>
+              </w:rPr>
+              <w:t>Notes</w:t>
+            </w:r>
+          </w:p>
+        </w:tc>
+      </w:tr>
+      <w:tr>
+        <w:tc>
+          <w:tcPr>
+            <w:tcW w:type="dxa" w:w="3235"/>
+          </w:tcPr>
+          <w:p>
+            <w:r>
+              <w:t>EngagementScope</w:t>
+            </w:r>
+          </w:p>
+        </w:tc>
+        <w:tc>
+          <w:tcPr>
+            <w:tcW w:type="dxa" w:w="3235"/>
+          </w:tcPr>
+          <w:p>
+            <w:r>
+              <w:t>Model + JsonFileStore-backed service</w:t>
+            </w:r>
+          </w:p>
+        </w:tc>
+        <w:tc>
+          <w:tcPr>
+            <w:tcW w:type="dxa" w:w="3235"/>
+          </w:tcPr>
+          <w:p>
+            <w:r>
+              <w:t>Customer-scoped; see 19.2</w:t>
+            </w:r>
+          </w:p>
+        </w:tc>
+      </w:tr>
+      <w:tr>
+        <w:tc>
+          <w:tcPr>
+            <w:tcW w:type="dxa" w:w="3235"/>
+          </w:tcPr>
+          <w:p>
+            <w:r>
+              <w:t>AgentDefinition / AgentRuntimeConfig</w:t>
+            </w:r>
+          </w:p>
+        </w:tc>
+        <w:tc>
+          <w:tcPr>
+            <w:tcW w:type="dxa" w:w="3235"/>
+          </w:tcPr>
+          <w:p>
+            <w:r>
+              <w:t>Computed, not stored</w:t>
+            </w:r>
+          </w:p>
+        </w:tc>
+        <w:tc>
+          <w:tcPr>
+            <w:tcW w:type="dxa" w:w="3235"/>
+          </w:tcPr>
+          <w:p>
+            <w:r>
+              <w:t>Parsed live from .claude/agents/*.md and driver constants on every request</w:t>
+            </w:r>
+          </w:p>
+        </w:tc>
+      </w:tr>
+      <w:tr>
+        <w:tc>
+          <w:tcPr>
+            <w:tcW w:type="dxa" w:w="3235"/>
+          </w:tcPr>
+          <w:p>
+            <w:r>
+              <w:t>AgentRun</w:t>
+            </w:r>
+          </w:p>
+        </w:tc>
+        <w:tc>
+          <w:tcPr>
+            <w:tcW w:type="dxa" w:w="3235"/>
+          </w:tcPr>
+          <w:p>
+            <w:r>
+              <w:t>Append-only model + service</w:t>
+            </w:r>
+          </w:p>
+        </w:tc>
+        <w:tc>
+          <w:tcPr>
+            <w:tcW w:type="dxa" w:w="3235"/>
+          </w:tcPr>
+          <w:p>
+            <w:r>
+              <w:t>Cross-customer by design; see 19.3</w:t>
+            </w:r>
+          </w:p>
+        </w:tc>
+      </w:tr>
+      <w:tr>
+        <w:tc>
+          <w:tcPr>
+            <w:tcW w:type="dxa" w:w="3235"/>
+          </w:tcPr>
+          <w:p>
+            <w:r>
+              <w:t>DecisionFeedback</w:t>
+            </w:r>
+          </w:p>
+        </w:tc>
+        <w:tc>
+          <w:tcPr>
+            <w:tcW w:type="dxa" w:w="3235"/>
+          </w:tcPr>
+          <w:p>
+            <w:r>
+              <w:t>Append-only model + service</w:t>
+            </w:r>
+          </w:p>
+        </w:tc>
+        <w:tc>
+          <w:tcPr>
+            <w:tcW w:type="dxa" w:w="3235"/>
+          </w:tcPr>
+          <w:p>
+            <w:r>
+              <w:t>Customer-scoped; see 19.6</w:t>
+            </w:r>
+          </w:p>
+        </w:tc>
+      </w:tr>
+      <w:tr>
+        <w:tc>
+          <w:tcPr>
+            <w:tcW w:type="dxa" w:w="3235"/>
+          </w:tcPr>
+          <w:p>
+            <w:r>
+              <w:t>BusinessDomainStatusUpdate</w:t>
+            </w:r>
+          </w:p>
+        </w:tc>
+        <w:tc>
+          <w:tcPr>
+            <w:tcW w:type="dxa" w:w="3235"/>
+          </w:tcPr>
+          <w:p>
+            <w:r>
+              <w:t>Model addition</w:t>
+            </w:r>
+          </w:p>
+        </w:tc>
+        <w:tc>
+          <w:tcPr>
+            <w:tcW w:type="dxa" w:w="3235"/>
+          </w:tcPr>
+          <w:p>
+            <w:r>
+              <w:t>Existing BusinessDomainService, new method only</w:t>
+            </w:r>
+          </w:p>
+        </w:tc>
+      </w:tr>
+    </w:tbl>
+    <w:p>
+      <w:pPr/>
+    </w:p>
+    <w:p>
+      <w:pPr>
+        <w:pStyle w:val="Heading1"/>
         <w:pBdr>
           <w:bottom w:val="single" w:sz="6" w:space="4" w:color="BFBFBF"/>
         </w:pBdr>
@@ -34436,6 +35272,15 @@
       </w:r>
     </w:p>
     <w:p>
+      <w:pPr/>
+      <w:r>
+        <w:t>A customer-scoped digital counterpart to this table now exists — EngagementScope, editable from Admin &gt; ERP / JDE Landscape (Section 19.2) — but it is the intended source for scope.json's functional_agent section, not yet its live source; scope.json itself must still be filled in and deployed by hand as described above.</w:t>
+      </w:r>
+    </w:p>
+    <w:p>
+      <w:pPr/>
+    </w:p>
+    <w:p>
       <w:pPr>
         <w:pStyle w:val="Heading1"/>
         <w:pBdr>
@@ -35232,6 +36077,12 @@
           <w:iCs/>
         </w:rPr>
         <w:t>Until this table has at least one authorised object type filled in, authorized_object_types stays empty and check_technical_scope refuses every Technical Agent write — the same "no configuration means no default permission" principle as Appendix D.</w:t>
+      </w:r>
+    </w:p>
+    <w:p>
+      <w:pPr/>
+      <w:r>
+        <w:t>The same EngagementScope record (Section 19.2) carries a technical_agent section shaped to match this table, editable from the same Admin screen — again, an intended future source for scope.json's technical_agent section, not yet wired into it.</w:t>
       </w:r>
     </w:p>
     <w:sectPr>

--- a/docs/JDE_AI_Driven_Change_Factory_Design_Document_v11.docx
+++ b/docs/JDE_AI_Driven_Change_Factory_Design_Document_v11.docx
@@ -435,8 +435,6 @@
             </w:pPr>
             <w:r>
               <w:t xml:space="preserve">v6 — proposed a closed-loop return to the originating business/support source, a standard Agent Start-up Pack, and a continuous agent-improvement and versioning lifecycle. Added as unnumbered content after Appendix C, not reflected in the Table of Contents or this change log at the </w:t>
-            </w:r>
-            <w:r>
               <w:lastRenderedPageBreak/>
               <w:t>time, and not yet integrated with the existing lifecycle, agent architecture or artefact sections</w:t>
             </w:r>
@@ -569,46 +567,10 @@
                 <w:webHidden/>
               </w:rPr>
               <w:tab/>
-            </w:r>
-            <w:r>
-              <w:rPr>
-                <w:noProof/>
-                <w:webHidden/>
-              </w:rPr>
               <w:fldChar w:fldCharType="begin"/>
-            </w:r>
-            <w:r>
-              <w:rPr>
-                <w:noProof/>
-                <w:webHidden/>
-              </w:rPr>
               <w:instrText xml:space="preserve"> PAGEREF _Toc240725158 \h </w:instrText>
-            </w:r>
-            <w:r>
-              <w:rPr>
-                <w:noProof/>
-                <w:webHidden/>
-              </w:rPr>
-            </w:r>
-            <w:r>
-              <w:rPr>
-                <w:noProof/>
-                <w:webHidden/>
-              </w:rPr>
               <w:fldChar w:fldCharType="separate"/>
-            </w:r>
-            <w:r>
-              <w:rPr>
-                <w:noProof/>
-                <w:webHidden/>
-              </w:rPr>
               <w:t>3</w:t>
-            </w:r>
-            <w:r>
-              <w:rPr>
-                <w:noProof/>
-                <w:webHidden/>
-              </w:rPr>
               <w:fldChar w:fldCharType="end"/>
             </w:r>
           </w:hyperlink>
@@ -637,46 +599,10 @@
                 <w:webHidden/>
               </w:rPr>
               <w:tab/>
-            </w:r>
-            <w:r>
-              <w:rPr>
-                <w:noProof/>
-                <w:webHidden/>
-              </w:rPr>
               <w:fldChar w:fldCharType="begin"/>
-            </w:r>
-            <w:r>
-              <w:rPr>
-                <w:noProof/>
-                <w:webHidden/>
-              </w:rPr>
               <w:instrText xml:space="preserve"> PAGEREF _Toc240725159 \h </w:instrText>
-            </w:r>
-            <w:r>
-              <w:rPr>
-                <w:noProof/>
-                <w:webHidden/>
-              </w:rPr>
-            </w:r>
-            <w:r>
-              <w:rPr>
-                <w:noProof/>
-                <w:webHidden/>
-              </w:rPr>
               <w:fldChar w:fldCharType="separate"/>
-            </w:r>
-            <w:r>
-              <w:rPr>
-                <w:noProof/>
-                <w:webHidden/>
-              </w:rPr>
               <w:t>4</w:t>
-            </w:r>
-            <w:r>
-              <w:rPr>
-                <w:noProof/>
-                <w:webHidden/>
-              </w:rPr>
               <w:fldChar w:fldCharType="end"/>
             </w:r>
           </w:hyperlink>
@@ -705,46 +631,10 @@
                 <w:webHidden/>
               </w:rPr>
               <w:tab/>
-            </w:r>
-            <w:r>
-              <w:rPr>
-                <w:noProof/>
-                <w:webHidden/>
-              </w:rPr>
               <w:fldChar w:fldCharType="begin"/>
-            </w:r>
-            <w:r>
-              <w:rPr>
-                <w:noProof/>
-                <w:webHidden/>
-              </w:rPr>
               <w:instrText xml:space="preserve"> PAGEREF _Toc240725160 \h </w:instrText>
-            </w:r>
-            <w:r>
-              <w:rPr>
-                <w:noProof/>
-                <w:webHidden/>
-              </w:rPr>
-            </w:r>
-            <w:r>
-              <w:rPr>
-                <w:noProof/>
-                <w:webHidden/>
-              </w:rPr>
               <w:fldChar w:fldCharType="separate"/>
-            </w:r>
-            <w:r>
-              <w:rPr>
-                <w:noProof/>
-                <w:webHidden/>
-              </w:rPr>
               <w:t>4</w:t>
-            </w:r>
-            <w:r>
-              <w:rPr>
-                <w:noProof/>
-                <w:webHidden/>
-              </w:rPr>
               <w:fldChar w:fldCharType="end"/>
             </w:r>
           </w:hyperlink>
@@ -773,46 +663,10 @@
                 <w:webHidden/>
               </w:rPr>
               <w:tab/>
-            </w:r>
-            <w:r>
-              <w:rPr>
-                <w:noProof/>
-                <w:webHidden/>
-              </w:rPr>
               <w:fldChar w:fldCharType="begin"/>
-            </w:r>
-            <w:r>
-              <w:rPr>
-                <w:noProof/>
-                <w:webHidden/>
-              </w:rPr>
               <w:instrText xml:space="preserve"> PAGEREF _Toc240725161 \h </w:instrText>
-            </w:r>
-            <w:r>
-              <w:rPr>
-                <w:noProof/>
-                <w:webHidden/>
-              </w:rPr>
-            </w:r>
-            <w:r>
-              <w:rPr>
-                <w:noProof/>
-                <w:webHidden/>
-              </w:rPr>
               <w:fldChar w:fldCharType="separate"/>
-            </w:r>
-            <w:r>
-              <w:rPr>
-                <w:noProof/>
-                <w:webHidden/>
-              </w:rPr>
               <w:t>5</w:t>
-            </w:r>
-            <w:r>
-              <w:rPr>
-                <w:noProof/>
-                <w:webHidden/>
-              </w:rPr>
               <w:fldChar w:fldCharType="end"/>
             </w:r>
           </w:hyperlink>
@@ -841,46 +695,10 @@
                 <w:webHidden/>
               </w:rPr>
               <w:tab/>
-            </w:r>
-            <w:r>
-              <w:rPr>
-                <w:noProof/>
-                <w:webHidden/>
-              </w:rPr>
               <w:fldChar w:fldCharType="begin"/>
-            </w:r>
-            <w:r>
-              <w:rPr>
-                <w:noProof/>
-                <w:webHidden/>
-              </w:rPr>
               <w:instrText xml:space="preserve"> PAGEREF _Toc240725162 \h </w:instrText>
-            </w:r>
-            <w:r>
-              <w:rPr>
-                <w:noProof/>
-                <w:webHidden/>
-              </w:rPr>
-            </w:r>
-            <w:r>
-              <w:rPr>
-                <w:noProof/>
-                <w:webHidden/>
-              </w:rPr>
               <w:fldChar w:fldCharType="separate"/>
-            </w:r>
-            <w:r>
-              <w:rPr>
-                <w:noProof/>
-                <w:webHidden/>
-              </w:rPr>
               <w:t>5</w:t>
-            </w:r>
-            <w:r>
-              <w:rPr>
-                <w:noProof/>
-                <w:webHidden/>
-              </w:rPr>
               <w:fldChar w:fldCharType="end"/>
             </w:r>
           </w:hyperlink>
@@ -909,46 +727,10 @@
                 <w:webHidden/>
               </w:rPr>
               <w:tab/>
-            </w:r>
-            <w:r>
-              <w:rPr>
-                <w:noProof/>
-                <w:webHidden/>
-              </w:rPr>
               <w:fldChar w:fldCharType="begin"/>
-            </w:r>
-            <w:r>
-              <w:rPr>
-                <w:noProof/>
-                <w:webHidden/>
-              </w:rPr>
               <w:instrText xml:space="preserve"> PAGEREF _Toc240725163 \h </w:instrText>
-            </w:r>
-            <w:r>
-              <w:rPr>
-                <w:noProof/>
-                <w:webHidden/>
-              </w:rPr>
-            </w:r>
-            <w:r>
-              <w:rPr>
-                <w:noProof/>
-                <w:webHidden/>
-              </w:rPr>
               <w:fldChar w:fldCharType="separate"/>
-            </w:r>
-            <w:r>
-              <w:rPr>
-                <w:noProof/>
-                <w:webHidden/>
-              </w:rPr>
               <w:t>5</w:t>
-            </w:r>
-            <w:r>
-              <w:rPr>
-                <w:noProof/>
-                <w:webHidden/>
-              </w:rPr>
               <w:fldChar w:fldCharType="end"/>
             </w:r>
           </w:hyperlink>
@@ -977,46 +759,10 @@
                 <w:webHidden/>
               </w:rPr>
               <w:tab/>
-            </w:r>
-            <w:r>
-              <w:rPr>
-                <w:noProof/>
-                <w:webHidden/>
-              </w:rPr>
               <w:fldChar w:fldCharType="begin"/>
-            </w:r>
-            <w:r>
-              <w:rPr>
-                <w:noProof/>
-                <w:webHidden/>
-              </w:rPr>
               <w:instrText xml:space="preserve"> PAGEREF _Toc240725164 \h </w:instrText>
-            </w:r>
-            <w:r>
-              <w:rPr>
-                <w:noProof/>
-                <w:webHidden/>
-              </w:rPr>
-            </w:r>
-            <w:r>
-              <w:rPr>
-                <w:noProof/>
-                <w:webHidden/>
-              </w:rPr>
               <w:fldChar w:fldCharType="separate"/>
-            </w:r>
-            <w:r>
-              <w:rPr>
-                <w:noProof/>
-                <w:webHidden/>
-              </w:rPr>
               <w:t>6</w:t>
-            </w:r>
-            <w:r>
-              <w:rPr>
-                <w:noProof/>
-                <w:webHidden/>
-              </w:rPr>
               <w:fldChar w:fldCharType="end"/>
             </w:r>
           </w:hyperlink>
@@ -1045,46 +791,10 @@
                 <w:webHidden/>
               </w:rPr>
               <w:tab/>
-            </w:r>
-            <w:r>
-              <w:rPr>
-                <w:noProof/>
-                <w:webHidden/>
-              </w:rPr>
               <w:fldChar w:fldCharType="begin"/>
-            </w:r>
-            <w:r>
-              <w:rPr>
-                <w:noProof/>
-                <w:webHidden/>
-              </w:rPr>
               <w:instrText xml:space="preserve"> PAGEREF _Toc240725165 \h </w:instrText>
-            </w:r>
-            <w:r>
-              <w:rPr>
-                <w:noProof/>
-                <w:webHidden/>
-              </w:rPr>
-            </w:r>
-            <w:r>
-              <w:rPr>
-                <w:noProof/>
-                <w:webHidden/>
-              </w:rPr>
               <w:fldChar w:fldCharType="separate"/>
-            </w:r>
-            <w:r>
-              <w:rPr>
-                <w:noProof/>
-                <w:webHidden/>
-              </w:rPr>
               <w:t>6</w:t>
-            </w:r>
-            <w:r>
-              <w:rPr>
-                <w:noProof/>
-                <w:webHidden/>
-              </w:rPr>
               <w:fldChar w:fldCharType="end"/>
             </w:r>
           </w:hyperlink>
@@ -1113,46 +823,10 @@
                 <w:webHidden/>
               </w:rPr>
               <w:tab/>
-            </w:r>
-            <w:r>
-              <w:rPr>
-                <w:noProof/>
-                <w:webHidden/>
-              </w:rPr>
               <w:fldChar w:fldCharType="begin"/>
-            </w:r>
-            <w:r>
-              <w:rPr>
-                <w:noProof/>
-                <w:webHidden/>
-              </w:rPr>
               <w:instrText xml:space="preserve"> PAGEREF _Toc240725166 \h </w:instrText>
-            </w:r>
-            <w:r>
-              <w:rPr>
-                <w:noProof/>
-                <w:webHidden/>
-              </w:rPr>
-            </w:r>
-            <w:r>
-              <w:rPr>
-                <w:noProof/>
-                <w:webHidden/>
-              </w:rPr>
               <w:fldChar w:fldCharType="separate"/>
-            </w:r>
-            <w:r>
-              <w:rPr>
-                <w:noProof/>
-                <w:webHidden/>
-              </w:rPr>
               <w:t>6</w:t>
-            </w:r>
-            <w:r>
-              <w:rPr>
-                <w:noProof/>
-                <w:webHidden/>
-              </w:rPr>
               <w:fldChar w:fldCharType="end"/>
             </w:r>
           </w:hyperlink>
@@ -1181,46 +855,10 @@
                 <w:webHidden/>
               </w:rPr>
               <w:tab/>
-            </w:r>
-            <w:r>
-              <w:rPr>
-                <w:noProof/>
-                <w:webHidden/>
-              </w:rPr>
               <w:fldChar w:fldCharType="begin"/>
-            </w:r>
-            <w:r>
-              <w:rPr>
-                <w:noProof/>
-                <w:webHidden/>
-              </w:rPr>
               <w:instrText xml:space="preserve"> PAGEREF _Toc240725167 \h </w:instrText>
-            </w:r>
-            <w:r>
-              <w:rPr>
-                <w:noProof/>
-                <w:webHidden/>
-              </w:rPr>
-            </w:r>
-            <w:r>
-              <w:rPr>
-                <w:noProof/>
-                <w:webHidden/>
-              </w:rPr>
               <w:fldChar w:fldCharType="separate"/>
-            </w:r>
-            <w:r>
-              <w:rPr>
-                <w:noProof/>
-                <w:webHidden/>
-              </w:rPr>
               <w:t>7</w:t>
-            </w:r>
-            <w:r>
-              <w:rPr>
-                <w:noProof/>
-                <w:webHidden/>
-              </w:rPr>
               <w:fldChar w:fldCharType="end"/>
             </w:r>
           </w:hyperlink>
@@ -1249,46 +887,10 @@
                 <w:webHidden/>
               </w:rPr>
               <w:tab/>
-            </w:r>
-            <w:r>
-              <w:rPr>
-                <w:noProof/>
-                <w:webHidden/>
-              </w:rPr>
               <w:fldChar w:fldCharType="begin"/>
-            </w:r>
-            <w:r>
-              <w:rPr>
-                <w:noProof/>
-                <w:webHidden/>
-              </w:rPr>
               <w:instrText xml:space="preserve"> PAGEREF _Toc240725168 \h </w:instrText>
-            </w:r>
-            <w:r>
-              <w:rPr>
-                <w:noProof/>
-                <w:webHidden/>
-              </w:rPr>
-            </w:r>
-            <w:r>
-              <w:rPr>
-                <w:noProof/>
-                <w:webHidden/>
-              </w:rPr>
               <w:fldChar w:fldCharType="separate"/>
-            </w:r>
-            <w:r>
-              <w:rPr>
-                <w:noProof/>
-                <w:webHidden/>
-              </w:rPr>
               <w:t>7</w:t>
-            </w:r>
-            <w:r>
-              <w:rPr>
-                <w:noProof/>
-                <w:webHidden/>
-              </w:rPr>
               <w:fldChar w:fldCharType="end"/>
             </w:r>
           </w:hyperlink>
@@ -1317,46 +919,10 @@
                 <w:webHidden/>
               </w:rPr>
               <w:tab/>
-            </w:r>
-            <w:r>
-              <w:rPr>
-                <w:noProof/>
-                <w:webHidden/>
-              </w:rPr>
               <w:fldChar w:fldCharType="begin"/>
-            </w:r>
-            <w:r>
-              <w:rPr>
-                <w:noProof/>
-                <w:webHidden/>
-              </w:rPr>
               <w:instrText xml:space="preserve"> PAGEREF _Toc240725169 \h </w:instrText>
-            </w:r>
-            <w:r>
-              <w:rPr>
-                <w:noProof/>
-                <w:webHidden/>
-              </w:rPr>
-            </w:r>
-            <w:r>
-              <w:rPr>
-                <w:noProof/>
-                <w:webHidden/>
-              </w:rPr>
               <w:fldChar w:fldCharType="separate"/>
-            </w:r>
-            <w:r>
-              <w:rPr>
-                <w:noProof/>
-                <w:webHidden/>
-              </w:rPr>
               <w:t>7</w:t>
-            </w:r>
-            <w:r>
-              <w:rPr>
-                <w:noProof/>
-                <w:webHidden/>
-              </w:rPr>
               <w:fldChar w:fldCharType="end"/>
             </w:r>
           </w:hyperlink>
@@ -1385,46 +951,10 @@
                 <w:webHidden/>
               </w:rPr>
               <w:tab/>
-            </w:r>
-            <w:r>
-              <w:rPr>
-                <w:noProof/>
-                <w:webHidden/>
-              </w:rPr>
               <w:fldChar w:fldCharType="begin"/>
-            </w:r>
-            <w:r>
-              <w:rPr>
-                <w:noProof/>
-                <w:webHidden/>
-              </w:rPr>
               <w:instrText xml:space="preserve"> PAGEREF _Toc240725170 \h </w:instrText>
-            </w:r>
-            <w:r>
-              <w:rPr>
-                <w:noProof/>
-                <w:webHidden/>
-              </w:rPr>
-            </w:r>
-            <w:r>
-              <w:rPr>
-                <w:noProof/>
-                <w:webHidden/>
-              </w:rPr>
               <w:fldChar w:fldCharType="separate"/>
-            </w:r>
-            <w:r>
-              <w:rPr>
-                <w:noProof/>
-                <w:webHidden/>
-              </w:rPr>
               <w:t>8</w:t>
-            </w:r>
-            <w:r>
-              <w:rPr>
-                <w:noProof/>
-                <w:webHidden/>
-              </w:rPr>
               <w:fldChar w:fldCharType="end"/>
             </w:r>
           </w:hyperlink>
@@ -1453,46 +983,10 @@
                 <w:webHidden/>
               </w:rPr>
               <w:tab/>
-            </w:r>
-            <w:r>
-              <w:rPr>
-                <w:noProof/>
-                <w:webHidden/>
-              </w:rPr>
               <w:fldChar w:fldCharType="begin"/>
-            </w:r>
-            <w:r>
-              <w:rPr>
-                <w:noProof/>
-                <w:webHidden/>
-              </w:rPr>
               <w:instrText xml:space="preserve"> PAGEREF _Toc240725171 \h </w:instrText>
-            </w:r>
-            <w:r>
-              <w:rPr>
-                <w:noProof/>
-                <w:webHidden/>
-              </w:rPr>
-            </w:r>
-            <w:r>
-              <w:rPr>
-                <w:noProof/>
-                <w:webHidden/>
-              </w:rPr>
               <w:fldChar w:fldCharType="separate"/>
-            </w:r>
-            <w:r>
-              <w:rPr>
-                <w:noProof/>
-                <w:webHidden/>
-              </w:rPr>
               <w:t>8</w:t>
-            </w:r>
-            <w:r>
-              <w:rPr>
-                <w:noProof/>
-                <w:webHidden/>
-              </w:rPr>
               <w:fldChar w:fldCharType="end"/>
             </w:r>
           </w:hyperlink>
@@ -1521,46 +1015,10 @@
                 <w:webHidden/>
               </w:rPr>
               <w:tab/>
-            </w:r>
-            <w:r>
-              <w:rPr>
-                <w:noProof/>
-                <w:webHidden/>
-              </w:rPr>
               <w:fldChar w:fldCharType="begin"/>
-            </w:r>
-            <w:r>
-              <w:rPr>
-                <w:noProof/>
-                <w:webHidden/>
-              </w:rPr>
               <w:instrText xml:space="preserve"> PAGEREF _Toc240725172 \h </w:instrText>
-            </w:r>
-            <w:r>
-              <w:rPr>
-                <w:noProof/>
-                <w:webHidden/>
-              </w:rPr>
-            </w:r>
-            <w:r>
-              <w:rPr>
-                <w:noProof/>
-                <w:webHidden/>
-              </w:rPr>
               <w:fldChar w:fldCharType="separate"/>
-            </w:r>
-            <w:r>
-              <w:rPr>
-                <w:noProof/>
-                <w:webHidden/>
-              </w:rPr>
               <w:t>9</w:t>
-            </w:r>
-            <w:r>
-              <w:rPr>
-                <w:noProof/>
-                <w:webHidden/>
-              </w:rPr>
               <w:fldChar w:fldCharType="end"/>
             </w:r>
           </w:hyperlink>
@@ -1589,46 +1047,10 @@
                 <w:webHidden/>
               </w:rPr>
               <w:tab/>
-            </w:r>
-            <w:r>
-              <w:rPr>
-                <w:noProof/>
-                <w:webHidden/>
-              </w:rPr>
               <w:fldChar w:fldCharType="begin"/>
-            </w:r>
-            <w:r>
-              <w:rPr>
-                <w:noProof/>
-                <w:webHidden/>
-              </w:rPr>
               <w:instrText xml:space="preserve"> PAGEREF _Toc240725173 \h </w:instrText>
-            </w:r>
-            <w:r>
-              <w:rPr>
-                <w:noProof/>
-                <w:webHidden/>
-              </w:rPr>
-            </w:r>
-            <w:r>
-              <w:rPr>
-                <w:noProof/>
-                <w:webHidden/>
-              </w:rPr>
               <w:fldChar w:fldCharType="separate"/>
-            </w:r>
-            <w:r>
-              <w:rPr>
-                <w:noProof/>
-                <w:webHidden/>
-              </w:rPr>
               <w:t>10</w:t>
-            </w:r>
-            <w:r>
-              <w:rPr>
-                <w:noProof/>
-                <w:webHidden/>
-              </w:rPr>
               <w:fldChar w:fldCharType="end"/>
             </w:r>
           </w:hyperlink>
@@ -1657,46 +1079,10 @@
                 <w:webHidden/>
               </w:rPr>
               <w:tab/>
-            </w:r>
-            <w:r>
-              <w:rPr>
-                <w:noProof/>
-                <w:webHidden/>
-              </w:rPr>
               <w:fldChar w:fldCharType="begin"/>
-            </w:r>
-            <w:r>
-              <w:rPr>
-                <w:noProof/>
-                <w:webHidden/>
-              </w:rPr>
               <w:instrText xml:space="preserve"> PAGEREF _Toc240725174 \h </w:instrText>
-            </w:r>
-            <w:r>
-              <w:rPr>
-                <w:noProof/>
-                <w:webHidden/>
-              </w:rPr>
-            </w:r>
-            <w:r>
-              <w:rPr>
-                <w:noProof/>
-                <w:webHidden/>
-              </w:rPr>
               <w:fldChar w:fldCharType="separate"/>
-            </w:r>
-            <w:r>
-              <w:rPr>
-                <w:noProof/>
-                <w:webHidden/>
-              </w:rPr>
               <w:t>11</w:t>
-            </w:r>
-            <w:r>
-              <w:rPr>
-                <w:noProof/>
-                <w:webHidden/>
-              </w:rPr>
               <w:fldChar w:fldCharType="end"/>
             </w:r>
           </w:hyperlink>
@@ -1725,46 +1111,10 @@
                 <w:webHidden/>
               </w:rPr>
               <w:tab/>
-            </w:r>
-            <w:r>
-              <w:rPr>
-                <w:noProof/>
-                <w:webHidden/>
-              </w:rPr>
               <w:fldChar w:fldCharType="begin"/>
-            </w:r>
-            <w:r>
-              <w:rPr>
-                <w:noProof/>
-                <w:webHidden/>
-              </w:rPr>
               <w:instrText xml:space="preserve"> PAGEREF _Toc240725175 \h </w:instrText>
-            </w:r>
-            <w:r>
-              <w:rPr>
-                <w:noProof/>
-                <w:webHidden/>
-              </w:rPr>
-            </w:r>
-            <w:r>
-              <w:rPr>
-                <w:noProof/>
-                <w:webHidden/>
-              </w:rPr>
               <w:fldChar w:fldCharType="separate"/>
-            </w:r>
-            <w:r>
-              <w:rPr>
-                <w:noProof/>
-                <w:webHidden/>
-              </w:rPr>
               <w:t>11</w:t>
-            </w:r>
-            <w:r>
-              <w:rPr>
-                <w:noProof/>
-                <w:webHidden/>
-              </w:rPr>
               <w:fldChar w:fldCharType="end"/>
             </w:r>
           </w:hyperlink>
@@ -1793,46 +1143,10 @@
                 <w:webHidden/>
               </w:rPr>
               <w:tab/>
-            </w:r>
-            <w:r>
-              <w:rPr>
-                <w:noProof/>
-                <w:webHidden/>
-              </w:rPr>
               <w:fldChar w:fldCharType="begin"/>
-            </w:r>
-            <w:r>
-              <w:rPr>
-                <w:noProof/>
-                <w:webHidden/>
-              </w:rPr>
               <w:instrText xml:space="preserve"> PAGEREF _Toc240725176 \h </w:instrText>
-            </w:r>
-            <w:r>
-              <w:rPr>
-                <w:noProof/>
-                <w:webHidden/>
-              </w:rPr>
-            </w:r>
-            <w:r>
-              <w:rPr>
-                <w:noProof/>
-                <w:webHidden/>
-              </w:rPr>
               <w:fldChar w:fldCharType="separate"/>
-            </w:r>
-            <w:r>
-              <w:rPr>
-                <w:noProof/>
-                <w:webHidden/>
-              </w:rPr>
               <w:t>11</w:t>
-            </w:r>
-            <w:r>
-              <w:rPr>
-                <w:noProof/>
-                <w:webHidden/>
-              </w:rPr>
               <w:fldChar w:fldCharType="end"/>
             </w:r>
           </w:hyperlink>
@@ -1861,46 +1175,10 @@
                 <w:webHidden/>
               </w:rPr>
               <w:tab/>
-            </w:r>
-            <w:r>
-              <w:rPr>
-                <w:noProof/>
-                <w:webHidden/>
-              </w:rPr>
               <w:fldChar w:fldCharType="begin"/>
-            </w:r>
-            <w:r>
-              <w:rPr>
-                <w:noProof/>
-                <w:webHidden/>
-              </w:rPr>
               <w:instrText xml:space="preserve"> PAGEREF _Toc240725177 \h </w:instrText>
-            </w:r>
-            <w:r>
-              <w:rPr>
-                <w:noProof/>
-                <w:webHidden/>
-              </w:rPr>
-            </w:r>
-            <w:r>
-              <w:rPr>
-                <w:noProof/>
-                <w:webHidden/>
-              </w:rPr>
               <w:fldChar w:fldCharType="separate"/>
-            </w:r>
-            <w:r>
-              <w:rPr>
-                <w:noProof/>
-                <w:webHidden/>
-              </w:rPr>
               <w:t>12</w:t>
-            </w:r>
-            <w:r>
-              <w:rPr>
-                <w:noProof/>
-                <w:webHidden/>
-              </w:rPr>
               <w:fldChar w:fldCharType="end"/>
             </w:r>
           </w:hyperlink>
@@ -1929,46 +1207,10 @@
                 <w:webHidden/>
               </w:rPr>
               <w:tab/>
-            </w:r>
-            <w:r>
-              <w:rPr>
-                <w:noProof/>
-                <w:webHidden/>
-              </w:rPr>
               <w:fldChar w:fldCharType="begin"/>
-            </w:r>
-            <w:r>
-              <w:rPr>
-                <w:noProof/>
-                <w:webHidden/>
-              </w:rPr>
               <w:instrText xml:space="preserve"> PAGEREF _Toc240725178 \h </w:instrText>
-            </w:r>
-            <w:r>
-              <w:rPr>
-                <w:noProof/>
-                <w:webHidden/>
-              </w:rPr>
-            </w:r>
-            <w:r>
-              <w:rPr>
-                <w:noProof/>
-                <w:webHidden/>
-              </w:rPr>
               <w:fldChar w:fldCharType="separate"/>
-            </w:r>
-            <w:r>
-              <w:rPr>
-                <w:noProof/>
-                <w:webHidden/>
-              </w:rPr>
               <w:t>12</w:t>
-            </w:r>
-            <w:r>
-              <w:rPr>
-                <w:noProof/>
-                <w:webHidden/>
-              </w:rPr>
               <w:fldChar w:fldCharType="end"/>
             </w:r>
           </w:hyperlink>
@@ -1997,46 +1239,10 @@
                 <w:webHidden/>
               </w:rPr>
               <w:tab/>
-            </w:r>
-            <w:r>
-              <w:rPr>
-                <w:noProof/>
-                <w:webHidden/>
-              </w:rPr>
               <w:fldChar w:fldCharType="begin"/>
-            </w:r>
-            <w:r>
-              <w:rPr>
-                <w:noProof/>
-                <w:webHidden/>
-              </w:rPr>
               <w:instrText xml:space="preserve"> PAGEREF _Toc240725179 \h </w:instrText>
-            </w:r>
-            <w:r>
-              <w:rPr>
-                <w:noProof/>
-                <w:webHidden/>
-              </w:rPr>
-            </w:r>
-            <w:r>
-              <w:rPr>
-                <w:noProof/>
-                <w:webHidden/>
-              </w:rPr>
               <w:fldChar w:fldCharType="separate"/>
-            </w:r>
-            <w:r>
-              <w:rPr>
-                <w:noProof/>
-                <w:webHidden/>
-              </w:rPr>
               <w:t>12</w:t>
-            </w:r>
-            <w:r>
-              <w:rPr>
-                <w:noProof/>
-                <w:webHidden/>
-              </w:rPr>
               <w:fldChar w:fldCharType="end"/>
             </w:r>
           </w:hyperlink>
@@ -2065,46 +1271,10 @@
                 <w:webHidden/>
               </w:rPr>
               <w:tab/>
-            </w:r>
-            <w:r>
-              <w:rPr>
-                <w:noProof/>
-                <w:webHidden/>
-              </w:rPr>
               <w:fldChar w:fldCharType="begin"/>
-            </w:r>
-            <w:r>
-              <w:rPr>
-                <w:noProof/>
-                <w:webHidden/>
-              </w:rPr>
               <w:instrText xml:space="preserve"> PAGEREF _Toc240725180 \h </w:instrText>
-            </w:r>
-            <w:r>
-              <w:rPr>
-                <w:noProof/>
-                <w:webHidden/>
-              </w:rPr>
-            </w:r>
-            <w:r>
-              <w:rPr>
-                <w:noProof/>
-                <w:webHidden/>
-              </w:rPr>
               <w:fldChar w:fldCharType="separate"/>
-            </w:r>
-            <w:r>
-              <w:rPr>
-                <w:noProof/>
-                <w:webHidden/>
-              </w:rPr>
               <w:t>13</w:t>
-            </w:r>
-            <w:r>
-              <w:rPr>
-                <w:noProof/>
-                <w:webHidden/>
-              </w:rPr>
               <w:fldChar w:fldCharType="end"/>
             </w:r>
           </w:hyperlink>
@@ -2133,46 +1303,10 @@
                 <w:webHidden/>
               </w:rPr>
               <w:tab/>
-            </w:r>
-            <w:r>
-              <w:rPr>
-                <w:noProof/>
-                <w:webHidden/>
-              </w:rPr>
               <w:fldChar w:fldCharType="begin"/>
-            </w:r>
-            <w:r>
-              <w:rPr>
-                <w:noProof/>
-                <w:webHidden/>
-              </w:rPr>
               <w:instrText xml:space="preserve"> PAGEREF _Toc240725181 \h </w:instrText>
-            </w:r>
-            <w:r>
-              <w:rPr>
-                <w:noProof/>
-                <w:webHidden/>
-              </w:rPr>
-            </w:r>
-            <w:r>
-              <w:rPr>
-                <w:noProof/>
-                <w:webHidden/>
-              </w:rPr>
               <w:fldChar w:fldCharType="separate"/>
-            </w:r>
-            <w:r>
-              <w:rPr>
-                <w:noProof/>
-                <w:webHidden/>
-              </w:rPr>
               <w:t>13</w:t>
-            </w:r>
-            <w:r>
-              <w:rPr>
-                <w:noProof/>
-                <w:webHidden/>
-              </w:rPr>
               <w:fldChar w:fldCharType="end"/>
             </w:r>
           </w:hyperlink>
@@ -2201,46 +1335,10 @@
                 <w:webHidden/>
               </w:rPr>
               <w:tab/>
-            </w:r>
-            <w:r>
-              <w:rPr>
-                <w:noProof/>
-                <w:webHidden/>
-              </w:rPr>
               <w:fldChar w:fldCharType="begin"/>
-            </w:r>
-            <w:r>
-              <w:rPr>
-                <w:noProof/>
-                <w:webHidden/>
-              </w:rPr>
               <w:instrText xml:space="preserve"> PAGEREF _Toc240725182 \h </w:instrText>
-            </w:r>
-            <w:r>
-              <w:rPr>
-                <w:noProof/>
-                <w:webHidden/>
-              </w:rPr>
-            </w:r>
-            <w:r>
-              <w:rPr>
-                <w:noProof/>
-                <w:webHidden/>
-              </w:rPr>
               <w:fldChar w:fldCharType="separate"/>
-            </w:r>
-            <w:r>
-              <w:rPr>
-                <w:noProof/>
-                <w:webHidden/>
-              </w:rPr>
               <w:t>14</w:t>
-            </w:r>
-            <w:r>
-              <w:rPr>
-                <w:noProof/>
-                <w:webHidden/>
-              </w:rPr>
               <w:fldChar w:fldCharType="end"/>
             </w:r>
           </w:hyperlink>
@@ -2269,46 +1367,10 @@
                 <w:webHidden/>
               </w:rPr>
               <w:tab/>
-            </w:r>
-            <w:r>
-              <w:rPr>
-                <w:noProof/>
-                <w:webHidden/>
-              </w:rPr>
               <w:fldChar w:fldCharType="begin"/>
-            </w:r>
-            <w:r>
-              <w:rPr>
-                <w:noProof/>
-                <w:webHidden/>
-              </w:rPr>
               <w:instrText xml:space="preserve"> PAGEREF _Toc240725183 \h </w:instrText>
-            </w:r>
-            <w:r>
-              <w:rPr>
-                <w:noProof/>
-                <w:webHidden/>
-              </w:rPr>
-            </w:r>
-            <w:r>
-              <w:rPr>
-                <w:noProof/>
-                <w:webHidden/>
-              </w:rPr>
               <w:fldChar w:fldCharType="separate"/>
-            </w:r>
-            <w:r>
-              <w:rPr>
-                <w:noProof/>
-                <w:webHidden/>
-              </w:rPr>
               <w:t>14</w:t>
-            </w:r>
-            <w:r>
-              <w:rPr>
-                <w:noProof/>
-                <w:webHidden/>
-              </w:rPr>
               <w:fldChar w:fldCharType="end"/>
             </w:r>
           </w:hyperlink>
@@ -2337,46 +1399,10 @@
                 <w:webHidden/>
               </w:rPr>
               <w:tab/>
-            </w:r>
-            <w:r>
-              <w:rPr>
-                <w:noProof/>
-                <w:webHidden/>
-              </w:rPr>
               <w:fldChar w:fldCharType="begin"/>
-            </w:r>
-            <w:r>
-              <w:rPr>
-                <w:noProof/>
-                <w:webHidden/>
-              </w:rPr>
               <w:instrText xml:space="preserve"> PAGEREF _Toc240725184 \h </w:instrText>
-            </w:r>
-            <w:r>
-              <w:rPr>
-                <w:noProof/>
-                <w:webHidden/>
-              </w:rPr>
-            </w:r>
-            <w:r>
-              <w:rPr>
-                <w:noProof/>
-                <w:webHidden/>
-              </w:rPr>
               <w:fldChar w:fldCharType="separate"/>
-            </w:r>
-            <w:r>
-              <w:rPr>
-                <w:noProof/>
-                <w:webHidden/>
-              </w:rPr>
               <w:t>15</w:t>
-            </w:r>
-            <w:r>
-              <w:rPr>
-                <w:noProof/>
-                <w:webHidden/>
-              </w:rPr>
               <w:fldChar w:fldCharType="end"/>
             </w:r>
           </w:hyperlink>
@@ -2405,46 +1431,10 @@
                 <w:webHidden/>
               </w:rPr>
               <w:tab/>
-            </w:r>
-            <w:r>
-              <w:rPr>
-                <w:noProof/>
-                <w:webHidden/>
-              </w:rPr>
               <w:fldChar w:fldCharType="begin"/>
-            </w:r>
-            <w:r>
-              <w:rPr>
-                <w:noProof/>
-                <w:webHidden/>
-              </w:rPr>
               <w:instrText xml:space="preserve"> PAGEREF _Toc240725185 \h </w:instrText>
-            </w:r>
-            <w:r>
-              <w:rPr>
-                <w:noProof/>
-                <w:webHidden/>
-              </w:rPr>
-            </w:r>
-            <w:r>
-              <w:rPr>
-                <w:noProof/>
-                <w:webHidden/>
-              </w:rPr>
               <w:fldChar w:fldCharType="separate"/>
-            </w:r>
-            <w:r>
-              <w:rPr>
-                <w:noProof/>
-                <w:webHidden/>
-              </w:rPr>
               <w:t>15</w:t>
-            </w:r>
-            <w:r>
-              <w:rPr>
-                <w:noProof/>
-                <w:webHidden/>
-              </w:rPr>
               <w:fldChar w:fldCharType="end"/>
             </w:r>
           </w:hyperlink>
@@ -2473,46 +1463,10 @@
                 <w:webHidden/>
               </w:rPr>
               <w:tab/>
-            </w:r>
-            <w:r>
-              <w:rPr>
-                <w:noProof/>
-                <w:webHidden/>
-              </w:rPr>
               <w:fldChar w:fldCharType="begin"/>
-            </w:r>
-            <w:r>
-              <w:rPr>
-                <w:noProof/>
-                <w:webHidden/>
-              </w:rPr>
               <w:instrText xml:space="preserve"> PAGEREF _Toc240725186 \h </w:instrText>
-            </w:r>
-            <w:r>
-              <w:rPr>
-                <w:noProof/>
-                <w:webHidden/>
-              </w:rPr>
-            </w:r>
-            <w:r>
-              <w:rPr>
-                <w:noProof/>
-                <w:webHidden/>
-              </w:rPr>
               <w:fldChar w:fldCharType="separate"/>
-            </w:r>
-            <w:r>
-              <w:rPr>
-                <w:noProof/>
-                <w:webHidden/>
-              </w:rPr>
               <w:t>16</w:t>
-            </w:r>
-            <w:r>
-              <w:rPr>
-                <w:noProof/>
-                <w:webHidden/>
-              </w:rPr>
               <w:fldChar w:fldCharType="end"/>
             </w:r>
           </w:hyperlink>
@@ -2541,46 +1495,10 @@
                 <w:webHidden/>
               </w:rPr>
               <w:tab/>
-            </w:r>
-            <w:r>
-              <w:rPr>
-                <w:noProof/>
-                <w:webHidden/>
-              </w:rPr>
               <w:fldChar w:fldCharType="begin"/>
-            </w:r>
-            <w:r>
-              <w:rPr>
-                <w:noProof/>
-                <w:webHidden/>
-              </w:rPr>
               <w:instrText xml:space="preserve"> PAGEREF _Toc240725187 \h </w:instrText>
-            </w:r>
-            <w:r>
-              <w:rPr>
-                <w:noProof/>
-                <w:webHidden/>
-              </w:rPr>
-            </w:r>
-            <w:r>
-              <w:rPr>
-                <w:noProof/>
-                <w:webHidden/>
-              </w:rPr>
               <w:fldChar w:fldCharType="separate"/>
-            </w:r>
-            <w:r>
-              <w:rPr>
-                <w:noProof/>
-                <w:webHidden/>
-              </w:rPr>
               <w:t>16</w:t>
-            </w:r>
-            <w:r>
-              <w:rPr>
-                <w:noProof/>
-                <w:webHidden/>
-              </w:rPr>
               <w:fldChar w:fldCharType="end"/>
             </w:r>
           </w:hyperlink>
@@ -2609,46 +1527,10 @@
                 <w:webHidden/>
               </w:rPr>
               <w:tab/>
-            </w:r>
-            <w:r>
-              <w:rPr>
-                <w:noProof/>
-                <w:webHidden/>
-              </w:rPr>
               <w:fldChar w:fldCharType="begin"/>
-            </w:r>
-            <w:r>
-              <w:rPr>
-                <w:noProof/>
-                <w:webHidden/>
-              </w:rPr>
               <w:instrText xml:space="preserve"> PAGEREF _Toc240725188 \h </w:instrText>
-            </w:r>
-            <w:r>
-              <w:rPr>
-                <w:noProof/>
-                <w:webHidden/>
-              </w:rPr>
-            </w:r>
-            <w:r>
-              <w:rPr>
-                <w:noProof/>
-                <w:webHidden/>
-              </w:rPr>
               <w:fldChar w:fldCharType="separate"/>
-            </w:r>
-            <w:r>
-              <w:rPr>
-                <w:noProof/>
-                <w:webHidden/>
-              </w:rPr>
               <w:t>16</w:t>
-            </w:r>
-            <w:r>
-              <w:rPr>
-                <w:noProof/>
-                <w:webHidden/>
-              </w:rPr>
               <w:fldChar w:fldCharType="end"/>
             </w:r>
           </w:hyperlink>
@@ -2677,46 +1559,10 @@
                 <w:webHidden/>
               </w:rPr>
               <w:tab/>
-            </w:r>
-            <w:r>
-              <w:rPr>
-                <w:noProof/>
-                <w:webHidden/>
-              </w:rPr>
               <w:fldChar w:fldCharType="begin"/>
-            </w:r>
-            <w:r>
-              <w:rPr>
-                <w:noProof/>
-                <w:webHidden/>
-              </w:rPr>
               <w:instrText xml:space="preserve"> PAGEREF _Toc240725189 \h </w:instrText>
-            </w:r>
-            <w:r>
-              <w:rPr>
-                <w:noProof/>
-                <w:webHidden/>
-              </w:rPr>
-            </w:r>
-            <w:r>
-              <w:rPr>
-                <w:noProof/>
-                <w:webHidden/>
-              </w:rPr>
               <w:fldChar w:fldCharType="separate"/>
-            </w:r>
-            <w:r>
-              <w:rPr>
-                <w:noProof/>
-                <w:webHidden/>
-              </w:rPr>
               <w:t>16</w:t>
-            </w:r>
-            <w:r>
-              <w:rPr>
-                <w:noProof/>
-                <w:webHidden/>
-              </w:rPr>
               <w:fldChar w:fldCharType="end"/>
             </w:r>
           </w:hyperlink>
@@ -2745,46 +1591,10 @@
                 <w:webHidden/>
               </w:rPr>
               <w:tab/>
-            </w:r>
-            <w:r>
-              <w:rPr>
-                <w:noProof/>
-                <w:webHidden/>
-              </w:rPr>
               <w:fldChar w:fldCharType="begin"/>
-            </w:r>
-            <w:r>
-              <w:rPr>
-                <w:noProof/>
-                <w:webHidden/>
-              </w:rPr>
               <w:instrText xml:space="preserve"> PAGEREF _Toc240725190 \h </w:instrText>
-            </w:r>
-            <w:r>
-              <w:rPr>
-                <w:noProof/>
-                <w:webHidden/>
-              </w:rPr>
-            </w:r>
-            <w:r>
-              <w:rPr>
-                <w:noProof/>
-                <w:webHidden/>
-              </w:rPr>
               <w:fldChar w:fldCharType="separate"/>
-            </w:r>
-            <w:r>
-              <w:rPr>
-                <w:noProof/>
-                <w:webHidden/>
-              </w:rPr>
               <w:t>17</w:t>
-            </w:r>
-            <w:r>
-              <w:rPr>
-                <w:noProof/>
-                <w:webHidden/>
-              </w:rPr>
               <w:fldChar w:fldCharType="end"/>
             </w:r>
           </w:hyperlink>
@@ -2813,46 +1623,10 @@
                 <w:webHidden/>
               </w:rPr>
               <w:tab/>
-            </w:r>
-            <w:r>
-              <w:rPr>
-                <w:noProof/>
-                <w:webHidden/>
-              </w:rPr>
               <w:fldChar w:fldCharType="begin"/>
-            </w:r>
-            <w:r>
-              <w:rPr>
-                <w:noProof/>
-                <w:webHidden/>
-              </w:rPr>
               <w:instrText xml:space="preserve"> PAGEREF _Toc240725191 \h </w:instrText>
-            </w:r>
-            <w:r>
-              <w:rPr>
-                <w:noProof/>
-                <w:webHidden/>
-              </w:rPr>
-            </w:r>
-            <w:r>
-              <w:rPr>
-                <w:noProof/>
-                <w:webHidden/>
-              </w:rPr>
               <w:fldChar w:fldCharType="separate"/>
-            </w:r>
-            <w:r>
-              <w:rPr>
-                <w:noProof/>
-                <w:webHidden/>
-              </w:rPr>
               <w:t>17</w:t>
-            </w:r>
-            <w:r>
-              <w:rPr>
-                <w:noProof/>
-                <w:webHidden/>
-              </w:rPr>
               <w:fldChar w:fldCharType="end"/>
             </w:r>
           </w:hyperlink>
@@ -2881,46 +1655,10 @@
                 <w:webHidden/>
               </w:rPr>
               <w:tab/>
-            </w:r>
-            <w:r>
-              <w:rPr>
-                <w:noProof/>
-                <w:webHidden/>
-              </w:rPr>
               <w:fldChar w:fldCharType="begin"/>
-            </w:r>
-            <w:r>
-              <w:rPr>
-                <w:noProof/>
-                <w:webHidden/>
-              </w:rPr>
               <w:instrText xml:space="preserve"> PAGEREF _Toc240725192 \h </w:instrText>
-            </w:r>
-            <w:r>
-              <w:rPr>
-                <w:noProof/>
-                <w:webHidden/>
-              </w:rPr>
-            </w:r>
-            <w:r>
-              <w:rPr>
-                <w:noProof/>
-                <w:webHidden/>
-              </w:rPr>
               <w:fldChar w:fldCharType="separate"/>
-            </w:r>
-            <w:r>
-              <w:rPr>
-                <w:noProof/>
-                <w:webHidden/>
-              </w:rPr>
               <w:t>17</w:t>
-            </w:r>
-            <w:r>
-              <w:rPr>
-                <w:noProof/>
-                <w:webHidden/>
-              </w:rPr>
               <w:fldChar w:fldCharType="end"/>
             </w:r>
           </w:hyperlink>
@@ -2949,46 +1687,10 @@
                 <w:webHidden/>
               </w:rPr>
               <w:tab/>
-            </w:r>
-            <w:r>
-              <w:rPr>
-                <w:noProof/>
-                <w:webHidden/>
-              </w:rPr>
               <w:fldChar w:fldCharType="begin"/>
-            </w:r>
-            <w:r>
-              <w:rPr>
-                <w:noProof/>
-                <w:webHidden/>
-              </w:rPr>
               <w:instrText xml:space="preserve"> PAGEREF _Toc240725193 \h </w:instrText>
-            </w:r>
-            <w:r>
-              <w:rPr>
-                <w:noProof/>
-                <w:webHidden/>
-              </w:rPr>
-            </w:r>
-            <w:r>
-              <w:rPr>
-                <w:noProof/>
-                <w:webHidden/>
-              </w:rPr>
               <w:fldChar w:fldCharType="separate"/>
-            </w:r>
-            <w:r>
-              <w:rPr>
-                <w:noProof/>
-                <w:webHidden/>
-              </w:rPr>
               <w:t>18</w:t>
-            </w:r>
-            <w:r>
-              <w:rPr>
-                <w:noProof/>
-                <w:webHidden/>
-              </w:rPr>
               <w:fldChar w:fldCharType="end"/>
             </w:r>
           </w:hyperlink>
@@ -3017,46 +1719,10 @@
                 <w:webHidden/>
               </w:rPr>
               <w:tab/>
-            </w:r>
-            <w:r>
-              <w:rPr>
-                <w:noProof/>
-                <w:webHidden/>
-              </w:rPr>
               <w:fldChar w:fldCharType="begin"/>
-            </w:r>
-            <w:r>
-              <w:rPr>
-                <w:noProof/>
-                <w:webHidden/>
-              </w:rPr>
               <w:instrText xml:space="preserve"> PAGEREF _Toc240725194 \h </w:instrText>
-            </w:r>
-            <w:r>
-              <w:rPr>
-                <w:noProof/>
-                <w:webHidden/>
-              </w:rPr>
-            </w:r>
-            <w:r>
-              <w:rPr>
-                <w:noProof/>
-                <w:webHidden/>
-              </w:rPr>
               <w:fldChar w:fldCharType="separate"/>
-            </w:r>
-            <w:r>
-              <w:rPr>
-                <w:noProof/>
-                <w:webHidden/>
-              </w:rPr>
               <w:t>18</w:t>
-            </w:r>
-            <w:r>
-              <w:rPr>
-                <w:noProof/>
-                <w:webHidden/>
-              </w:rPr>
               <w:fldChar w:fldCharType="end"/>
             </w:r>
           </w:hyperlink>
@@ -3085,46 +1751,10 @@
                 <w:webHidden/>
               </w:rPr>
               <w:tab/>
-            </w:r>
-            <w:r>
-              <w:rPr>
-                <w:noProof/>
-                <w:webHidden/>
-              </w:rPr>
               <w:fldChar w:fldCharType="begin"/>
-            </w:r>
-            <w:r>
-              <w:rPr>
-                <w:noProof/>
-                <w:webHidden/>
-              </w:rPr>
               <w:instrText xml:space="preserve"> PAGEREF _Toc240725195 \h </w:instrText>
-            </w:r>
-            <w:r>
-              <w:rPr>
-                <w:noProof/>
-                <w:webHidden/>
-              </w:rPr>
-            </w:r>
-            <w:r>
-              <w:rPr>
-                <w:noProof/>
-                <w:webHidden/>
-              </w:rPr>
               <w:fldChar w:fldCharType="separate"/>
-            </w:r>
-            <w:r>
-              <w:rPr>
-                <w:noProof/>
-                <w:webHidden/>
-              </w:rPr>
               <w:t>18</w:t>
-            </w:r>
-            <w:r>
-              <w:rPr>
-                <w:noProof/>
-                <w:webHidden/>
-              </w:rPr>
               <w:fldChar w:fldCharType="end"/>
             </w:r>
           </w:hyperlink>
@@ -3153,46 +1783,10 @@
                 <w:webHidden/>
               </w:rPr>
               <w:tab/>
-            </w:r>
-            <w:r>
-              <w:rPr>
-                <w:noProof/>
-                <w:webHidden/>
-              </w:rPr>
               <w:fldChar w:fldCharType="begin"/>
-            </w:r>
-            <w:r>
-              <w:rPr>
-                <w:noProof/>
-                <w:webHidden/>
-              </w:rPr>
               <w:instrText xml:space="preserve"> PAGEREF _Toc240725196 \h </w:instrText>
-            </w:r>
-            <w:r>
-              <w:rPr>
-                <w:noProof/>
-                <w:webHidden/>
-              </w:rPr>
-            </w:r>
-            <w:r>
-              <w:rPr>
-                <w:noProof/>
-                <w:webHidden/>
-              </w:rPr>
               <w:fldChar w:fldCharType="separate"/>
-            </w:r>
-            <w:r>
-              <w:rPr>
-                <w:noProof/>
-                <w:webHidden/>
-              </w:rPr>
               <w:t>18</w:t>
-            </w:r>
-            <w:r>
-              <w:rPr>
-                <w:noProof/>
-                <w:webHidden/>
-              </w:rPr>
               <w:fldChar w:fldCharType="end"/>
             </w:r>
           </w:hyperlink>
@@ -3221,46 +1815,10 @@
                 <w:webHidden/>
               </w:rPr>
               <w:tab/>
-            </w:r>
-            <w:r>
-              <w:rPr>
-                <w:noProof/>
-                <w:webHidden/>
-              </w:rPr>
               <w:fldChar w:fldCharType="begin"/>
-            </w:r>
-            <w:r>
-              <w:rPr>
-                <w:noProof/>
-                <w:webHidden/>
-              </w:rPr>
               <w:instrText xml:space="preserve"> PAGEREF _Toc240725197 \h </w:instrText>
-            </w:r>
-            <w:r>
-              <w:rPr>
-                <w:noProof/>
-                <w:webHidden/>
-              </w:rPr>
-            </w:r>
-            <w:r>
-              <w:rPr>
-                <w:noProof/>
-                <w:webHidden/>
-              </w:rPr>
               <w:fldChar w:fldCharType="separate"/>
-            </w:r>
-            <w:r>
-              <w:rPr>
-                <w:noProof/>
-                <w:webHidden/>
-              </w:rPr>
               <w:t>19</w:t>
-            </w:r>
-            <w:r>
-              <w:rPr>
-                <w:noProof/>
-                <w:webHidden/>
-              </w:rPr>
               <w:fldChar w:fldCharType="end"/>
             </w:r>
           </w:hyperlink>
@@ -3289,46 +1847,10 @@
                 <w:webHidden/>
               </w:rPr>
               <w:tab/>
-            </w:r>
-            <w:r>
-              <w:rPr>
-                <w:noProof/>
-                <w:webHidden/>
-              </w:rPr>
               <w:fldChar w:fldCharType="begin"/>
-            </w:r>
-            <w:r>
-              <w:rPr>
-                <w:noProof/>
-                <w:webHidden/>
-              </w:rPr>
               <w:instrText xml:space="preserve"> PAGEREF _Toc240725198 \h </w:instrText>
-            </w:r>
-            <w:r>
-              <w:rPr>
-                <w:noProof/>
-                <w:webHidden/>
-              </w:rPr>
-            </w:r>
-            <w:r>
-              <w:rPr>
-                <w:noProof/>
-                <w:webHidden/>
-              </w:rPr>
               <w:fldChar w:fldCharType="separate"/>
-            </w:r>
-            <w:r>
-              <w:rPr>
-                <w:noProof/>
-                <w:webHidden/>
-              </w:rPr>
               <w:t>20</w:t>
-            </w:r>
-            <w:r>
-              <w:rPr>
-                <w:noProof/>
-                <w:webHidden/>
-              </w:rPr>
               <w:fldChar w:fldCharType="end"/>
             </w:r>
           </w:hyperlink>
@@ -3357,46 +1879,10 @@
                 <w:webHidden/>
               </w:rPr>
               <w:tab/>
-            </w:r>
-            <w:r>
-              <w:rPr>
-                <w:noProof/>
-                <w:webHidden/>
-              </w:rPr>
               <w:fldChar w:fldCharType="begin"/>
-            </w:r>
-            <w:r>
-              <w:rPr>
-                <w:noProof/>
-                <w:webHidden/>
-              </w:rPr>
               <w:instrText xml:space="preserve"> PAGEREF _Toc240725199 \h </w:instrText>
-            </w:r>
-            <w:r>
-              <w:rPr>
-                <w:noProof/>
-                <w:webHidden/>
-              </w:rPr>
-            </w:r>
-            <w:r>
-              <w:rPr>
-                <w:noProof/>
-                <w:webHidden/>
-              </w:rPr>
               <w:fldChar w:fldCharType="separate"/>
-            </w:r>
-            <w:r>
-              <w:rPr>
-                <w:noProof/>
-                <w:webHidden/>
-              </w:rPr>
               <w:t>21</w:t>
-            </w:r>
-            <w:r>
-              <w:rPr>
-                <w:noProof/>
-                <w:webHidden/>
-              </w:rPr>
               <w:fldChar w:fldCharType="end"/>
             </w:r>
           </w:hyperlink>
@@ -3425,46 +1911,10 @@
                 <w:webHidden/>
               </w:rPr>
               <w:tab/>
-            </w:r>
-            <w:r>
-              <w:rPr>
-                <w:noProof/>
-                <w:webHidden/>
-              </w:rPr>
               <w:fldChar w:fldCharType="begin"/>
-            </w:r>
-            <w:r>
-              <w:rPr>
-                <w:noProof/>
-                <w:webHidden/>
-              </w:rPr>
               <w:instrText xml:space="preserve"> PAGEREF _Toc240725200 \h </w:instrText>
-            </w:r>
-            <w:r>
-              <w:rPr>
-                <w:noProof/>
-                <w:webHidden/>
-              </w:rPr>
-            </w:r>
-            <w:r>
-              <w:rPr>
-                <w:noProof/>
-                <w:webHidden/>
-              </w:rPr>
               <w:fldChar w:fldCharType="separate"/>
-            </w:r>
-            <w:r>
-              <w:rPr>
-                <w:noProof/>
-                <w:webHidden/>
-              </w:rPr>
               <w:t>21</w:t>
-            </w:r>
-            <w:r>
-              <w:rPr>
-                <w:noProof/>
-                <w:webHidden/>
-              </w:rPr>
               <w:fldChar w:fldCharType="end"/>
             </w:r>
           </w:hyperlink>
@@ -3493,46 +1943,10 @@
                 <w:webHidden/>
               </w:rPr>
               <w:tab/>
-            </w:r>
-            <w:r>
-              <w:rPr>
-                <w:noProof/>
-                <w:webHidden/>
-              </w:rPr>
               <w:fldChar w:fldCharType="begin"/>
-            </w:r>
-            <w:r>
-              <w:rPr>
-                <w:noProof/>
-                <w:webHidden/>
-              </w:rPr>
               <w:instrText xml:space="preserve"> PAGEREF _Toc240725201 \h </w:instrText>
-            </w:r>
-            <w:r>
-              <w:rPr>
-                <w:noProof/>
-                <w:webHidden/>
-              </w:rPr>
-            </w:r>
-            <w:r>
-              <w:rPr>
-                <w:noProof/>
-                <w:webHidden/>
-              </w:rPr>
               <w:fldChar w:fldCharType="separate"/>
-            </w:r>
-            <w:r>
-              <w:rPr>
-                <w:noProof/>
-                <w:webHidden/>
-              </w:rPr>
               <w:t>22</w:t>
-            </w:r>
-            <w:r>
-              <w:rPr>
-                <w:noProof/>
-                <w:webHidden/>
-              </w:rPr>
               <w:fldChar w:fldCharType="end"/>
             </w:r>
           </w:hyperlink>
@@ -3561,46 +1975,10 @@
                 <w:webHidden/>
               </w:rPr>
               <w:tab/>
-            </w:r>
-            <w:r>
-              <w:rPr>
-                <w:noProof/>
-                <w:webHidden/>
-              </w:rPr>
               <w:fldChar w:fldCharType="begin"/>
-            </w:r>
-            <w:r>
-              <w:rPr>
-                <w:noProof/>
-                <w:webHidden/>
-              </w:rPr>
               <w:instrText xml:space="preserve"> PAGEREF _Toc240725202 \h </w:instrText>
-            </w:r>
-            <w:r>
-              <w:rPr>
-                <w:noProof/>
-                <w:webHidden/>
-              </w:rPr>
-            </w:r>
-            <w:r>
-              <w:rPr>
-                <w:noProof/>
-                <w:webHidden/>
-              </w:rPr>
               <w:fldChar w:fldCharType="separate"/>
-            </w:r>
-            <w:r>
-              <w:rPr>
-                <w:noProof/>
-                <w:webHidden/>
-              </w:rPr>
               <w:t>22</w:t>
-            </w:r>
-            <w:r>
-              <w:rPr>
-                <w:noProof/>
-                <w:webHidden/>
-              </w:rPr>
               <w:fldChar w:fldCharType="end"/>
             </w:r>
           </w:hyperlink>
@@ -3629,46 +2007,10 @@
                 <w:webHidden/>
               </w:rPr>
               <w:tab/>
-            </w:r>
-            <w:r>
-              <w:rPr>
-                <w:noProof/>
-                <w:webHidden/>
-              </w:rPr>
               <w:fldChar w:fldCharType="begin"/>
-            </w:r>
-            <w:r>
-              <w:rPr>
-                <w:noProof/>
-                <w:webHidden/>
-              </w:rPr>
               <w:instrText xml:space="preserve"> PAGEREF _Toc240725203 \h </w:instrText>
-            </w:r>
-            <w:r>
-              <w:rPr>
-                <w:noProof/>
-                <w:webHidden/>
-              </w:rPr>
-            </w:r>
-            <w:r>
-              <w:rPr>
-                <w:noProof/>
-                <w:webHidden/>
-              </w:rPr>
               <w:fldChar w:fldCharType="separate"/>
-            </w:r>
-            <w:r>
-              <w:rPr>
-                <w:noProof/>
-                <w:webHidden/>
-              </w:rPr>
               <w:t>22</w:t>
-            </w:r>
-            <w:r>
-              <w:rPr>
-                <w:noProof/>
-                <w:webHidden/>
-              </w:rPr>
               <w:fldChar w:fldCharType="end"/>
             </w:r>
           </w:hyperlink>
@@ -3697,46 +2039,10 @@
                 <w:webHidden/>
               </w:rPr>
               <w:tab/>
-            </w:r>
-            <w:r>
-              <w:rPr>
-                <w:noProof/>
-                <w:webHidden/>
-              </w:rPr>
               <w:fldChar w:fldCharType="begin"/>
-            </w:r>
-            <w:r>
-              <w:rPr>
-                <w:noProof/>
-                <w:webHidden/>
-              </w:rPr>
               <w:instrText xml:space="preserve"> PAGEREF _Toc240725204 \h </w:instrText>
-            </w:r>
-            <w:r>
-              <w:rPr>
-                <w:noProof/>
-                <w:webHidden/>
-              </w:rPr>
-            </w:r>
-            <w:r>
-              <w:rPr>
-                <w:noProof/>
-                <w:webHidden/>
-              </w:rPr>
               <w:fldChar w:fldCharType="separate"/>
-            </w:r>
-            <w:r>
-              <w:rPr>
-                <w:noProof/>
-                <w:webHidden/>
-              </w:rPr>
               <w:t>22</w:t>
-            </w:r>
-            <w:r>
-              <w:rPr>
-                <w:noProof/>
-                <w:webHidden/>
-              </w:rPr>
               <w:fldChar w:fldCharType="end"/>
             </w:r>
           </w:hyperlink>
@@ -3765,46 +2071,10 @@
                 <w:webHidden/>
               </w:rPr>
               <w:tab/>
-            </w:r>
-            <w:r>
-              <w:rPr>
-                <w:noProof/>
-                <w:webHidden/>
-              </w:rPr>
               <w:fldChar w:fldCharType="begin"/>
-            </w:r>
-            <w:r>
-              <w:rPr>
-                <w:noProof/>
-                <w:webHidden/>
-              </w:rPr>
               <w:instrText xml:space="preserve"> PAGEREF _Toc240725205 \h </w:instrText>
-            </w:r>
-            <w:r>
-              <w:rPr>
-                <w:noProof/>
-                <w:webHidden/>
-              </w:rPr>
-            </w:r>
-            <w:r>
-              <w:rPr>
-                <w:noProof/>
-                <w:webHidden/>
-              </w:rPr>
               <w:fldChar w:fldCharType="separate"/>
-            </w:r>
-            <w:r>
-              <w:rPr>
-                <w:noProof/>
-                <w:webHidden/>
-              </w:rPr>
               <w:t>24</w:t>
-            </w:r>
-            <w:r>
-              <w:rPr>
-                <w:noProof/>
-                <w:webHidden/>
-              </w:rPr>
               <w:fldChar w:fldCharType="end"/>
             </w:r>
           </w:hyperlink>
@@ -3833,46 +2103,10 @@
                 <w:webHidden/>
               </w:rPr>
               <w:tab/>
-            </w:r>
-            <w:r>
-              <w:rPr>
-                <w:noProof/>
-                <w:webHidden/>
-              </w:rPr>
               <w:fldChar w:fldCharType="begin"/>
-            </w:r>
-            <w:r>
-              <w:rPr>
-                <w:noProof/>
-                <w:webHidden/>
-              </w:rPr>
               <w:instrText xml:space="preserve"> PAGEREF _Toc240725206 \h </w:instrText>
-            </w:r>
-            <w:r>
-              <w:rPr>
-                <w:noProof/>
-                <w:webHidden/>
-              </w:rPr>
-            </w:r>
-            <w:r>
-              <w:rPr>
-                <w:noProof/>
-                <w:webHidden/>
-              </w:rPr>
               <w:fldChar w:fldCharType="separate"/>
-            </w:r>
-            <w:r>
-              <w:rPr>
-                <w:noProof/>
-                <w:webHidden/>
-              </w:rPr>
               <w:t>24</w:t>
-            </w:r>
-            <w:r>
-              <w:rPr>
-                <w:noProof/>
-                <w:webHidden/>
-              </w:rPr>
               <w:fldChar w:fldCharType="end"/>
             </w:r>
           </w:hyperlink>
@@ -3901,46 +2135,10 @@
                 <w:webHidden/>
               </w:rPr>
               <w:tab/>
-            </w:r>
-            <w:r>
-              <w:rPr>
-                <w:noProof/>
-                <w:webHidden/>
-              </w:rPr>
               <w:fldChar w:fldCharType="begin"/>
-            </w:r>
-            <w:r>
-              <w:rPr>
-                <w:noProof/>
-                <w:webHidden/>
-              </w:rPr>
               <w:instrText xml:space="preserve"> PAGEREF _Toc240725207 \h </w:instrText>
-            </w:r>
-            <w:r>
-              <w:rPr>
-                <w:noProof/>
-                <w:webHidden/>
-              </w:rPr>
-            </w:r>
-            <w:r>
-              <w:rPr>
-                <w:noProof/>
-                <w:webHidden/>
-              </w:rPr>
               <w:fldChar w:fldCharType="separate"/>
-            </w:r>
-            <w:r>
-              <w:rPr>
-                <w:noProof/>
-                <w:webHidden/>
-              </w:rPr>
               <w:t>25</w:t>
-            </w:r>
-            <w:r>
-              <w:rPr>
-                <w:noProof/>
-                <w:webHidden/>
-              </w:rPr>
               <w:fldChar w:fldCharType="end"/>
             </w:r>
           </w:hyperlink>
@@ -3969,46 +2167,10 @@
                 <w:webHidden/>
               </w:rPr>
               <w:tab/>
-            </w:r>
-            <w:r>
-              <w:rPr>
-                <w:noProof/>
-                <w:webHidden/>
-              </w:rPr>
               <w:fldChar w:fldCharType="begin"/>
-            </w:r>
-            <w:r>
-              <w:rPr>
-                <w:noProof/>
-                <w:webHidden/>
-              </w:rPr>
               <w:instrText xml:space="preserve"> PAGEREF _Toc240725208 \h </w:instrText>
-            </w:r>
-            <w:r>
-              <w:rPr>
-                <w:noProof/>
-                <w:webHidden/>
-              </w:rPr>
-            </w:r>
-            <w:r>
-              <w:rPr>
-                <w:noProof/>
-                <w:webHidden/>
-              </w:rPr>
               <w:fldChar w:fldCharType="separate"/>
-            </w:r>
-            <w:r>
-              <w:rPr>
-                <w:noProof/>
-                <w:webHidden/>
-              </w:rPr>
               <w:t>25</w:t>
-            </w:r>
-            <w:r>
-              <w:rPr>
-                <w:noProof/>
-                <w:webHidden/>
-              </w:rPr>
               <w:fldChar w:fldCharType="end"/>
             </w:r>
           </w:hyperlink>
@@ -4037,46 +2199,10 @@
                 <w:webHidden/>
               </w:rPr>
               <w:tab/>
-            </w:r>
-            <w:r>
-              <w:rPr>
-                <w:noProof/>
-                <w:webHidden/>
-              </w:rPr>
               <w:fldChar w:fldCharType="begin"/>
-            </w:r>
-            <w:r>
-              <w:rPr>
-                <w:noProof/>
-                <w:webHidden/>
-              </w:rPr>
               <w:instrText xml:space="preserve"> PAGEREF _Toc240725209 \h </w:instrText>
-            </w:r>
-            <w:r>
-              <w:rPr>
-                <w:noProof/>
-                <w:webHidden/>
-              </w:rPr>
-            </w:r>
-            <w:r>
-              <w:rPr>
-                <w:noProof/>
-                <w:webHidden/>
-              </w:rPr>
               <w:fldChar w:fldCharType="separate"/>
-            </w:r>
-            <w:r>
-              <w:rPr>
-                <w:noProof/>
-                <w:webHidden/>
-              </w:rPr>
               <w:t>26</w:t>
-            </w:r>
-            <w:r>
-              <w:rPr>
-                <w:noProof/>
-                <w:webHidden/>
-              </w:rPr>
               <w:fldChar w:fldCharType="end"/>
             </w:r>
           </w:hyperlink>
@@ -4105,46 +2231,10 @@
                 <w:webHidden/>
               </w:rPr>
               <w:tab/>
-            </w:r>
-            <w:r>
-              <w:rPr>
-                <w:noProof/>
-                <w:webHidden/>
-              </w:rPr>
               <w:fldChar w:fldCharType="begin"/>
-            </w:r>
-            <w:r>
-              <w:rPr>
-                <w:noProof/>
-                <w:webHidden/>
-              </w:rPr>
               <w:instrText xml:space="preserve"> PAGEREF _Toc240725210 \h </w:instrText>
-            </w:r>
-            <w:r>
-              <w:rPr>
-                <w:noProof/>
-                <w:webHidden/>
-              </w:rPr>
-            </w:r>
-            <w:r>
-              <w:rPr>
-                <w:noProof/>
-                <w:webHidden/>
-              </w:rPr>
               <w:fldChar w:fldCharType="separate"/>
-            </w:r>
-            <w:r>
-              <w:rPr>
-                <w:noProof/>
-                <w:webHidden/>
-              </w:rPr>
               <w:t>27</w:t>
-            </w:r>
-            <w:r>
-              <w:rPr>
-                <w:noProof/>
-                <w:webHidden/>
-              </w:rPr>
               <w:fldChar w:fldCharType="end"/>
             </w:r>
           </w:hyperlink>
@@ -4173,46 +2263,10 @@
                 <w:webHidden/>
               </w:rPr>
               <w:tab/>
-            </w:r>
-            <w:r>
-              <w:rPr>
-                <w:noProof/>
-                <w:webHidden/>
-              </w:rPr>
               <w:fldChar w:fldCharType="begin"/>
-            </w:r>
-            <w:r>
-              <w:rPr>
-                <w:noProof/>
-                <w:webHidden/>
-              </w:rPr>
               <w:instrText xml:space="preserve"> PAGEREF _Toc240725211 \h </w:instrText>
-            </w:r>
-            <w:r>
-              <w:rPr>
-                <w:noProof/>
-                <w:webHidden/>
-              </w:rPr>
-            </w:r>
-            <w:r>
-              <w:rPr>
-                <w:noProof/>
-                <w:webHidden/>
-              </w:rPr>
               <w:fldChar w:fldCharType="separate"/>
-            </w:r>
-            <w:r>
-              <w:rPr>
-                <w:noProof/>
-                <w:webHidden/>
-              </w:rPr>
               <w:t>28</w:t>
-            </w:r>
-            <w:r>
-              <w:rPr>
-                <w:noProof/>
-                <w:webHidden/>
-              </w:rPr>
               <w:fldChar w:fldCharType="end"/>
             </w:r>
           </w:hyperlink>
@@ -4241,46 +2295,10 @@
                 <w:webHidden/>
               </w:rPr>
               <w:tab/>
-            </w:r>
-            <w:r>
-              <w:rPr>
-                <w:noProof/>
-                <w:webHidden/>
-              </w:rPr>
               <w:fldChar w:fldCharType="begin"/>
-            </w:r>
-            <w:r>
-              <w:rPr>
-                <w:noProof/>
-                <w:webHidden/>
-              </w:rPr>
               <w:instrText xml:space="preserve"> PAGEREF _Toc240725212 \h </w:instrText>
-            </w:r>
-            <w:r>
-              <w:rPr>
-                <w:noProof/>
-                <w:webHidden/>
-              </w:rPr>
-            </w:r>
-            <w:r>
-              <w:rPr>
-                <w:noProof/>
-                <w:webHidden/>
-              </w:rPr>
               <w:fldChar w:fldCharType="separate"/>
-            </w:r>
-            <w:r>
-              <w:rPr>
-                <w:noProof/>
-                <w:webHidden/>
-              </w:rPr>
               <w:t>28</w:t>
-            </w:r>
-            <w:r>
-              <w:rPr>
-                <w:noProof/>
-                <w:webHidden/>
-              </w:rPr>
               <w:fldChar w:fldCharType="end"/>
             </w:r>
           </w:hyperlink>
@@ -4309,46 +2327,10 @@
                 <w:webHidden/>
               </w:rPr>
               <w:tab/>
-            </w:r>
-            <w:r>
-              <w:rPr>
-                <w:noProof/>
-                <w:webHidden/>
-              </w:rPr>
               <w:fldChar w:fldCharType="begin"/>
-            </w:r>
-            <w:r>
-              <w:rPr>
-                <w:noProof/>
-                <w:webHidden/>
-              </w:rPr>
               <w:instrText xml:space="preserve"> PAGEREF _Toc240725213 \h </w:instrText>
-            </w:r>
-            <w:r>
-              <w:rPr>
-                <w:noProof/>
-                <w:webHidden/>
-              </w:rPr>
-            </w:r>
-            <w:r>
-              <w:rPr>
-                <w:noProof/>
-                <w:webHidden/>
-              </w:rPr>
               <w:fldChar w:fldCharType="separate"/>
-            </w:r>
-            <w:r>
-              <w:rPr>
-                <w:noProof/>
-                <w:webHidden/>
-              </w:rPr>
               <w:t>28</w:t>
-            </w:r>
-            <w:r>
-              <w:rPr>
-                <w:noProof/>
-                <w:webHidden/>
-              </w:rPr>
               <w:fldChar w:fldCharType="end"/>
             </w:r>
           </w:hyperlink>
@@ -4377,46 +2359,10 @@
                 <w:webHidden/>
               </w:rPr>
               <w:tab/>
-            </w:r>
-            <w:r>
-              <w:rPr>
-                <w:noProof/>
-                <w:webHidden/>
-              </w:rPr>
               <w:fldChar w:fldCharType="begin"/>
-            </w:r>
-            <w:r>
-              <w:rPr>
-                <w:noProof/>
-                <w:webHidden/>
-              </w:rPr>
               <w:instrText xml:space="preserve"> PAGEREF _Toc240725214 \h </w:instrText>
-            </w:r>
-            <w:r>
-              <w:rPr>
-                <w:noProof/>
-                <w:webHidden/>
-              </w:rPr>
-            </w:r>
-            <w:r>
-              <w:rPr>
-                <w:noProof/>
-                <w:webHidden/>
-              </w:rPr>
               <w:fldChar w:fldCharType="separate"/>
-            </w:r>
-            <w:r>
-              <w:rPr>
-                <w:noProof/>
-                <w:webHidden/>
-              </w:rPr>
               <w:t>29</w:t>
-            </w:r>
-            <w:r>
-              <w:rPr>
-                <w:noProof/>
-                <w:webHidden/>
-              </w:rPr>
               <w:fldChar w:fldCharType="end"/>
             </w:r>
           </w:hyperlink>
@@ -4445,46 +2391,10 @@
                 <w:webHidden/>
               </w:rPr>
               <w:tab/>
-            </w:r>
-            <w:r>
-              <w:rPr>
-                <w:noProof/>
-                <w:webHidden/>
-              </w:rPr>
               <w:fldChar w:fldCharType="begin"/>
-            </w:r>
-            <w:r>
-              <w:rPr>
-                <w:noProof/>
-                <w:webHidden/>
-              </w:rPr>
               <w:instrText xml:space="preserve"> PAGEREF _Toc240725215 \h </w:instrText>
-            </w:r>
-            <w:r>
-              <w:rPr>
-                <w:noProof/>
-                <w:webHidden/>
-              </w:rPr>
-            </w:r>
-            <w:r>
-              <w:rPr>
-                <w:noProof/>
-                <w:webHidden/>
-              </w:rPr>
               <w:fldChar w:fldCharType="separate"/>
-            </w:r>
-            <w:r>
-              <w:rPr>
-                <w:noProof/>
-                <w:webHidden/>
-              </w:rPr>
               <w:t>30</w:t>
-            </w:r>
-            <w:r>
-              <w:rPr>
-                <w:noProof/>
-                <w:webHidden/>
-              </w:rPr>
               <w:fldChar w:fldCharType="end"/>
             </w:r>
           </w:hyperlink>
@@ -4513,46 +2423,10 @@
                 <w:webHidden/>
               </w:rPr>
               <w:tab/>
-            </w:r>
-            <w:r>
-              <w:rPr>
-                <w:noProof/>
-                <w:webHidden/>
-              </w:rPr>
               <w:fldChar w:fldCharType="begin"/>
-            </w:r>
-            <w:r>
-              <w:rPr>
-                <w:noProof/>
-                <w:webHidden/>
-              </w:rPr>
               <w:instrText xml:space="preserve"> PAGEREF _Toc240725216 \h </w:instrText>
-            </w:r>
-            <w:r>
-              <w:rPr>
-                <w:noProof/>
-                <w:webHidden/>
-              </w:rPr>
-            </w:r>
-            <w:r>
-              <w:rPr>
-                <w:noProof/>
-                <w:webHidden/>
-              </w:rPr>
               <w:fldChar w:fldCharType="separate"/>
-            </w:r>
-            <w:r>
-              <w:rPr>
-                <w:noProof/>
-                <w:webHidden/>
-              </w:rPr>
               <w:t>30</w:t>
-            </w:r>
-            <w:r>
-              <w:rPr>
-                <w:noProof/>
-                <w:webHidden/>
-              </w:rPr>
               <w:fldChar w:fldCharType="end"/>
             </w:r>
           </w:hyperlink>
@@ -4581,46 +2455,10 @@
                 <w:webHidden/>
               </w:rPr>
               <w:tab/>
-            </w:r>
-            <w:r>
-              <w:rPr>
-                <w:noProof/>
-                <w:webHidden/>
-              </w:rPr>
               <w:fldChar w:fldCharType="begin"/>
-            </w:r>
-            <w:r>
-              <w:rPr>
-                <w:noProof/>
-                <w:webHidden/>
-              </w:rPr>
               <w:instrText xml:space="preserve"> PAGEREF _Toc240725217 \h </w:instrText>
-            </w:r>
-            <w:r>
-              <w:rPr>
-                <w:noProof/>
-                <w:webHidden/>
-              </w:rPr>
-            </w:r>
-            <w:r>
-              <w:rPr>
-                <w:noProof/>
-                <w:webHidden/>
-              </w:rPr>
               <w:fldChar w:fldCharType="separate"/>
-            </w:r>
-            <w:r>
-              <w:rPr>
-                <w:noProof/>
-                <w:webHidden/>
-              </w:rPr>
               <w:t>30</w:t>
-            </w:r>
-            <w:r>
-              <w:rPr>
-                <w:noProof/>
-                <w:webHidden/>
-              </w:rPr>
               <w:fldChar w:fldCharType="end"/>
             </w:r>
           </w:hyperlink>
@@ -4649,46 +2487,10 @@
                 <w:webHidden/>
               </w:rPr>
               <w:tab/>
-            </w:r>
-            <w:r>
-              <w:rPr>
-                <w:noProof/>
-                <w:webHidden/>
-              </w:rPr>
               <w:fldChar w:fldCharType="begin"/>
-            </w:r>
-            <w:r>
-              <w:rPr>
-                <w:noProof/>
-                <w:webHidden/>
-              </w:rPr>
               <w:instrText xml:space="preserve"> PAGEREF _Toc240725218 \h </w:instrText>
-            </w:r>
-            <w:r>
-              <w:rPr>
-                <w:noProof/>
-                <w:webHidden/>
-              </w:rPr>
-            </w:r>
-            <w:r>
-              <w:rPr>
-                <w:noProof/>
-                <w:webHidden/>
-              </w:rPr>
               <w:fldChar w:fldCharType="separate"/>
-            </w:r>
-            <w:r>
-              <w:rPr>
-                <w:noProof/>
-                <w:webHidden/>
-              </w:rPr>
               <w:t>30</w:t>
-            </w:r>
-            <w:r>
-              <w:rPr>
-                <w:noProof/>
-                <w:webHidden/>
-              </w:rPr>
               <w:fldChar w:fldCharType="end"/>
             </w:r>
           </w:hyperlink>
@@ -4717,46 +2519,10 @@
                 <w:webHidden/>
               </w:rPr>
               <w:tab/>
-            </w:r>
-            <w:r>
-              <w:rPr>
-                <w:noProof/>
-                <w:webHidden/>
-              </w:rPr>
               <w:fldChar w:fldCharType="begin"/>
-            </w:r>
-            <w:r>
-              <w:rPr>
-                <w:noProof/>
-                <w:webHidden/>
-              </w:rPr>
               <w:instrText xml:space="preserve"> PAGEREF _Toc240725219 \h </w:instrText>
-            </w:r>
-            <w:r>
-              <w:rPr>
-                <w:noProof/>
-                <w:webHidden/>
-              </w:rPr>
-            </w:r>
-            <w:r>
-              <w:rPr>
-                <w:noProof/>
-                <w:webHidden/>
-              </w:rPr>
               <w:fldChar w:fldCharType="separate"/>
-            </w:r>
-            <w:r>
-              <w:rPr>
-                <w:noProof/>
-                <w:webHidden/>
-              </w:rPr>
               <w:t>31</w:t>
-            </w:r>
-            <w:r>
-              <w:rPr>
-                <w:noProof/>
-                <w:webHidden/>
-              </w:rPr>
               <w:fldChar w:fldCharType="end"/>
             </w:r>
           </w:hyperlink>
@@ -4785,46 +2551,10 @@
                 <w:webHidden/>
               </w:rPr>
               <w:tab/>
-            </w:r>
-            <w:r>
-              <w:rPr>
-                <w:noProof/>
-                <w:webHidden/>
-              </w:rPr>
               <w:fldChar w:fldCharType="begin"/>
-            </w:r>
-            <w:r>
-              <w:rPr>
-                <w:noProof/>
-                <w:webHidden/>
-              </w:rPr>
               <w:instrText xml:space="preserve"> PAGEREF _Toc240725220 \h </w:instrText>
-            </w:r>
-            <w:r>
-              <w:rPr>
-                <w:noProof/>
-                <w:webHidden/>
-              </w:rPr>
-            </w:r>
-            <w:r>
-              <w:rPr>
-                <w:noProof/>
-                <w:webHidden/>
-              </w:rPr>
               <w:fldChar w:fldCharType="separate"/>
-            </w:r>
-            <w:r>
-              <w:rPr>
-                <w:noProof/>
-                <w:webHidden/>
-              </w:rPr>
               <w:t>32</w:t>
-            </w:r>
-            <w:r>
-              <w:rPr>
-                <w:noProof/>
-                <w:webHidden/>
-              </w:rPr>
               <w:fldChar w:fldCharType="end"/>
             </w:r>
           </w:hyperlink>
@@ -4853,46 +2583,10 @@
                 <w:webHidden/>
               </w:rPr>
               <w:tab/>
-            </w:r>
-            <w:r>
-              <w:rPr>
-                <w:noProof/>
-                <w:webHidden/>
-              </w:rPr>
               <w:fldChar w:fldCharType="begin"/>
-            </w:r>
-            <w:r>
-              <w:rPr>
-                <w:noProof/>
-                <w:webHidden/>
-              </w:rPr>
               <w:instrText xml:space="preserve"> PAGEREF _Toc240725221 \h </w:instrText>
-            </w:r>
-            <w:r>
-              <w:rPr>
-                <w:noProof/>
-                <w:webHidden/>
-              </w:rPr>
-            </w:r>
-            <w:r>
-              <w:rPr>
-                <w:noProof/>
-                <w:webHidden/>
-              </w:rPr>
               <w:fldChar w:fldCharType="separate"/>
-            </w:r>
-            <w:r>
-              <w:rPr>
-                <w:noProof/>
-                <w:webHidden/>
-              </w:rPr>
               <w:t>33</w:t>
-            </w:r>
-            <w:r>
-              <w:rPr>
-                <w:noProof/>
-                <w:webHidden/>
-              </w:rPr>
               <w:fldChar w:fldCharType="end"/>
             </w:r>
           </w:hyperlink>
@@ -4921,46 +2615,10 @@
                 <w:webHidden/>
               </w:rPr>
               <w:tab/>
-            </w:r>
-            <w:r>
-              <w:rPr>
-                <w:noProof/>
-                <w:webHidden/>
-              </w:rPr>
               <w:fldChar w:fldCharType="begin"/>
-            </w:r>
-            <w:r>
-              <w:rPr>
-                <w:noProof/>
-                <w:webHidden/>
-              </w:rPr>
               <w:instrText xml:space="preserve"> PAGEREF _Toc240725222 \h </w:instrText>
-            </w:r>
-            <w:r>
-              <w:rPr>
-                <w:noProof/>
-                <w:webHidden/>
-              </w:rPr>
-            </w:r>
-            <w:r>
-              <w:rPr>
-                <w:noProof/>
-                <w:webHidden/>
-              </w:rPr>
               <w:fldChar w:fldCharType="separate"/>
-            </w:r>
-            <w:r>
-              <w:rPr>
-                <w:noProof/>
-                <w:webHidden/>
-              </w:rPr>
               <w:t>34</w:t>
-            </w:r>
-            <w:r>
-              <w:rPr>
-                <w:noProof/>
-                <w:webHidden/>
-              </w:rPr>
               <w:fldChar w:fldCharType="end"/>
             </w:r>
           </w:hyperlink>
@@ -4989,46 +2647,10 @@
                 <w:webHidden/>
               </w:rPr>
               <w:tab/>
-            </w:r>
-            <w:r>
-              <w:rPr>
-                <w:noProof/>
-                <w:webHidden/>
-              </w:rPr>
               <w:fldChar w:fldCharType="begin"/>
-            </w:r>
-            <w:r>
-              <w:rPr>
-                <w:noProof/>
-                <w:webHidden/>
-              </w:rPr>
               <w:instrText xml:space="preserve"> PAGEREF _Toc240725223 \h </w:instrText>
-            </w:r>
-            <w:r>
-              <w:rPr>
-                <w:noProof/>
-                <w:webHidden/>
-              </w:rPr>
-            </w:r>
-            <w:r>
-              <w:rPr>
-                <w:noProof/>
-                <w:webHidden/>
-              </w:rPr>
               <w:fldChar w:fldCharType="separate"/>
-            </w:r>
-            <w:r>
-              <w:rPr>
-                <w:noProof/>
-                <w:webHidden/>
-              </w:rPr>
               <w:t>34</w:t>
-            </w:r>
-            <w:r>
-              <w:rPr>
-                <w:noProof/>
-                <w:webHidden/>
-              </w:rPr>
               <w:fldChar w:fldCharType="end"/>
             </w:r>
           </w:hyperlink>
@@ -5057,46 +2679,10 @@
                 <w:webHidden/>
               </w:rPr>
               <w:tab/>
-            </w:r>
-            <w:r>
-              <w:rPr>
-                <w:noProof/>
-                <w:webHidden/>
-              </w:rPr>
               <w:fldChar w:fldCharType="begin"/>
-            </w:r>
-            <w:r>
-              <w:rPr>
-                <w:noProof/>
-                <w:webHidden/>
-              </w:rPr>
               <w:instrText xml:space="preserve"> PAGEREF _Toc240725224 \h </w:instrText>
-            </w:r>
-            <w:r>
-              <w:rPr>
-                <w:noProof/>
-                <w:webHidden/>
-              </w:rPr>
-            </w:r>
-            <w:r>
-              <w:rPr>
-                <w:noProof/>
-                <w:webHidden/>
-              </w:rPr>
               <w:fldChar w:fldCharType="separate"/>
-            </w:r>
-            <w:r>
-              <w:rPr>
-                <w:noProof/>
-                <w:webHidden/>
-              </w:rPr>
               <w:t>34</w:t>
-            </w:r>
-            <w:r>
-              <w:rPr>
-                <w:noProof/>
-                <w:webHidden/>
-              </w:rPr>
               <w:fldChar w:fldCharType="end"/>
             </w:r>
           </w:hyperlink>
@@ -5125,46 +2711,10 @@
                 <w:webHidden/>
               </w:rPr>
               <w:tab/>
-            </w:r>
-            <w:r>
-              <w:rPr>
-                <w:noProof/>
-                <w:webHidden/>
-              </w:rPr>
               <w:fldChar w:fldCharType="begin"/>
-            </w:r>
-            <w:r>
-              <w:rPr>
-                <w:noProof/>
-                <w:webHidden/>
-              </w:rPr>
               <w:instrText xml:space="preserve"> PAGEREF _Toc240725225 \h </w:instrText>
-            </w:r>
-            <w:r>
-              <w:rPr>
-                <w:noProof/>
-                <w:webHidden/>
-              </w:rPr>
-            </w:r>
-            <w:r>
-              <w:rPr>
-                <w:noProof/>
-                <w:webHidden/>
-              </w:rPr>
               <w:fldChar w:fldCharType="separate"/>
-            </w:r>
-            <w:r>
-              <w:rPr>
-                <w:noProof/>
-                <w:webHidden/>
-              </w:rPr>
               <w:t>34</w:t>
-            </w:r>
-            <w:r>
-              <w:rPr>
-                <w:noProof/>
-                <w:webHidden/>
-              </w:rPr>
               <w:fldChar w:fldCharType="end"/>
             </w:r>
           </w:hyperlink>
@@ -5193,46 +2743,10 @@
                 <w:webHidden/>
               </w:rPr>
               <w:tab/>
-            </w:r>
-            <w:r>
-              <w:rPr>
-                <w:noProof/>
-                <w:webHidden/>
-              </w:rPr>
               <w:fldChar w:fldCharType="begin"/>
-            </w:r>
-            <w:r>
-              <w:rPr>
-                <w:noProof/>
-                <w:webHidden/>
-              </w:rPr>
               <w:instrText xml:space="preserve"> PAGEREF _Toc240725226 \h </w:instrText>
-            </w:r>
-            <w:r>
-              <w:rPr>
-                <w:noProof/>
-                <w:webHidden/>
-              </w:rPr>
-            </w:r>
-            <w:r>
-              <w:rPr>
-                <w:noProof/>
-                <w:webHidden/>
-              </w:rPr>
               <w:fldChar w:fldCharType="separate"/>
-            </w:r>
-            <w:r>
-              <w:rPr>
-                <w:noProof/>
-                <w:webHidden/>
-              </w:rPr>
               <w:t>35</w:t>
-            </w:r>
-            <w:r>
-              <w:rPr>
-                <w:noProof/>
-                <w:webHidden/>
-              </w:rPr>
               <w:fldChar w:fldCharType="end"/>
             </w:r>
           </w:hyperlink>
@@ -5261,46 +2775,10 @@
                 <w:webHidden/>
               </w:rPr>
               <w:tab/>
-            </w:r>
-            <w:r>
-              <w:rPr>
-                <w:noProof/>
-                <w:webHidden/>
-              </w:rPr>
               <w:fldChar w:fldCharType="begin"/>
-            </w:r>
-            <w:r>
-              <w:rPr>
-                <w:noProof/>
-                <w:webHidden/>
-              </w:rPr>
               <w:instrText xml:space="preserve"> PAGEREF _Toc240725227 \h </w:instrText>
-            </w:r>
-            <w:r>
-              <w:rPr>
-                <w:noProof/>
-                <w:webHidden/>
-              </w:rPr>
-            </w:r>
-            <w:r>
-              <w:rPr>
-                <w:noProof/>
-                <w:webHidden/>
-              </w:rPr>
               <w:fldChar w:fldCharType="separate"/>
-            </w:r>
-            <w:r>
-              <w:rPr>
-                <w:noProof/>
-                <w:webHidden/>
-              </w:rPr>
               <w:t>35</w:t>
-            </w:r>
-            <w:r>
-              <w:rPr>
-                <w:noProof/>
-                <w:webHidden/>
-              </w:rPr>
               <w:fldChar w:fldCharType="end"/>
             </w:r>
           </w:hyperlink>
@@ -5329,46 +2807,10 @@
                 <w:webHidden/>
               </w:rPr>
               <w:tab/>
-            </w:r>
-            <w:r>
-              <w:rPr>
-                <w:noProof/>
-                <w:webHidden/>
-              </w:rPr>
               <w:fldChar w:fldCharType="begin"/>
-            </w:r>
-            <w:r>
-              <w:rPr>
-                <w:noProof/>
-                <w:webHidden/>
-              </w:rPr>
               <w:instrText xml:space="preserve"> PAGEREF _Toc240725228 \h </w:instrText>
-            </w:r>
-            <w:r>
-              <w:rPr>
-                <w:noProof/>
-                <w:webHidden/>
-              </w:rPr>
-            </w:r>
-            <w:r>
-              <w:rPr>
-                <w:noProof/>
-                <w:webHidden/>
-              </w:rPr>
               <w:fldChar w:fldCharType="separate"/>
-            </w:r>
-            <w:r>
-              <w:rPr>
-                <w:noProof/>
-                <w:webHidden/>
-              </w:rPr>
               <w:t>37</w:t>
-            </w:r>
-            <w:r>
-              <w:rPr>
-                <w:noProof/>
-                <w:webHidden/>
-              </w:rPr>
               <w:fldChar w:fldCharType="end"/>
             </w:r>
           </w:hyperlink>
@@ -5397,46 +2839,10 @@
                 <w:webHidden/>
               </w:rPr>
               <w:tab/>
-            </w:r>
-            <w:r>
-              <w:rPr>
-                <w:noProof/>
-                <w:webHidden/>
-              </w:rPr>
               <w:fldChar w:fldCharType="begin"/>
-            </w:r>
-            <w:r>
-              <w:rPr>
-                <w:noProof/>
-                <w:webHidden/>
-              </w:rPr>
               <w:instrText xml:space="preserve"> PAGEREF _Toc240725229 \h </w:instrText>
-            </w:r>
-            <w:r>
-              <w:rPr>
-                <w:noProof/>
-                <w:webHidden/>
-              </w:rPr>
-            </w:r>
-            <w:r>
-              <w:rPr>
-                <w:noProof/>
-                <w:webHidden/>
-              </w:rPr>
               <w:fldChar w:fldCharType="separate"/>
-            </w:r>
-            <w:r>
-              <w:rPr>
-                <w:noProof/>
-                <w:webHidden/>
-              </w:rPr>
               <w:t>37</w:t>
-            </w:r>
-            <w:r>
-              <w:rPr>
-                <w:noProof/>
-                <w:webHidden/>
-              </w:rPr>
               <w:fldChar w:fldCharType="end"/>
             </w:r>
           </w:hyperlink>
@@ -5465,46 +2871,10 @@
                 <w:webHidden/>
               </w:rPr>
               <w:tab/>
-            </w:r>
-            <w:r>
-              <w:rPr>
-                <w:noProof/>
-                <w:webHidden/>
-              </w:rPr>
               <w:fldChar w:fldCharType="begin"/>
-            </w:r>
-            <w:r>
-              <w:rPr>
-                <w:noProof/>
-                <w:webHidden/>
-              </w:rPr>
               <w:instrText xml:space="preserve"> PAGEREF _Toc240725230 \h </w:instrText>
-            </w:r>
-            <w:r>
-              <w:rPr>
-                <w:noProof/>
-                <w:webHidden/>
-              </w:rPr>
-            </w:r>
-            <w:r>
-              <w:rPr>
-                <w:noProof/>
-                <w:webHidden/>
-              </w:rPr>
               <w:fldChar w:fldCharType="separate"/>
-            </w:r>
-            <w:r>
-              <w:rPr>
-                <w:noProof/>
-                <w:webHidden/>
-              </w:rPr>
               <w:t>38</w:t>
-            </w:r>
-            <w:r>
-              <w:rPr>
-                <w:noProof/>
-                <w:webHidden/>
-              </w:rPr>
               <w:fldChar w:fldCharType="end"/>
             </w:r>
           </w:hyperlink>
@@ -5533,46 +2903,10 @@
                 <w:webHidden/>
               </w:rPr>
               <w:tab/>
-            </w:r>
-            <w:r>
-              <w:rPr>
-                <w:noProof/>
-                <w:webHidden/>
-              </w:rPr>
               <w:fldChar w:fldCharType="begin"/>
-            </w:r>
-            <w:r>
-              <w:rPr>
-                <w:noProof/>
-                <w:webHidden/>
-              </w:rPr>
               <w:instrText xml:space="preserve"> PAGEREF _Toc240725231 \h </w:instrText>
-            </w:r>
-            <w:r>
-              <w:rPr>
-                <w:noProof/>
-                <w:webHidden/>
-              </w:rPr>
-            </w:r>
-            <w:r>
-              <w:rPr>
-                <w:noProof/>
-                <w:webHidden/>
-              </w:rPr>
               <w:fldChar w:fldCharType="separate"/>
-            </w:r>
-            <w:r>
-              <w:rPr>
-                <w:noProof/>
-                <w:webHidden/>
-              </w:rPr>
               <w:t>40</w:t>
-            </w:r>
-            <w:r>
-              <w:rPr>
-                <w:noProof/>
-                <w:webHidden/>
-              </w:rPr>
               <w:fldChar w:fldCharType="end"/>
             </w:r>
           </w:hyperlink>
@@ -5601,46 +2935,10 @@
                 <w:webHidden/>
               </w:rPr>
               <w:tab/>
-            </w:r>
-            <w:r>
-              <w:rPr>
-                <w:noProof/>
-                <w:webHidden/>
-              </w:rPr>
               <w:fldChar w:fldCharType="begin"/>
-            </w:r>
-            <w:r>
-              <w:rPr>
-                <w:noProof/>
-                <w:webHidden/>
-              </w:rPr>
               <w:instrText xml:space="preserve"> PAGEREF _Toc240725232 \h </w:instrText>
-            </w:r>
-            <w:r>
-              <w:rPr>
-                <w:noProof/>
-                <w:webHidden/>
-              </w:rPr>
-            </w:r>
-            <w:r>
-              <w:rPr>
-                <w:noProof/>
-                <w:webHidden/>
-              </w:rPr>
               <w:fldChar w:fldCharType="separate"/>
-            </w:r>
-            <w:r>
-              <w:rPr>
-                <w:noProof/>
-                <w:webHidden/>
-              </w:rPr>
               <w:t>41</w:t>
-            </w:r>
-            <w:r>
-              <w:rPr>
-                <w:noProof/>
-                <w:webHidden/>
-              </w:rPr>
               <w:fldChar w:fldCharType="end"/>
             </w:r>
           </w:hyperlink>
@@ -5669,46 +2967,10 @@
                 <w:webHidden/>
               </w:rPr>
               <w:tab/>
-            </w:r>
-            <w:r>
-              <w:rPr>
-                <w:noProof/>
-                <w:webHidden/>
-              </w:rPr>
               <w:fldChar w:fldCharType="begin"/>
-            </w:r>
-            <w:r>
-              <w:rPr>
-                <w:noProof/>
-                <w:webHidden/>
-              </w:rPr>
               <w:instrText xml:space="preserve"> PAGEREF _Toc240725233 \h </w:instrText>
-            </w:r>
-            <w:r>
-              <w:rPr>
-                <w:noProof/>
-                <w:webHidden/>
-              </w:rPr>
-            </w:r>
-            <w:r>
-              <w:rPr>
-                <w:noProof/>
-                <w:webHidden/>
-              </w:rPr>
               <w:fldChar w:fldCharType="separate"/>
-            </w:r>
-            <w:r>
-              <w:rPr>
-                <w:noProof/>
-                <w:webHidden/>
-              </w:rPr>
               <w:t>41</w:t>
-            </w:r>
-            <w:r>
-              <w:rPr>
-                <w:noProof/>
-                <w:webHidden/>
-              </w:rPr>
               <w:fldChar w:fldCharType="end"/>
             </w:r>
           </w:hyperlink>
@@ -5737,46 +2999,10 @@
                 <w:webHidden/>
               </w:rPr>
               <w:tab/>
-            </w:r>
-            <w:r>
-              <w:rPr>
-                <w:noProof/>
-                <w:webHidden/>
-              </w:rPr>
               <w:fldChar w:fldCharType="begin"/>
-            </w:r>
-            <w:r>
-              <w:rPr>
-                <w:noProof/>
-                <w:webHidden/>
-              </w:rPr>
               <w:instrText xml:space="preserve"> PAGEREF _Toc240725234 \h </w:instrText>
-            </w:r>
-            <w:r>
-              <w:rPr>
-                <w:noProof/>
-                <w:webHidden/>
-              </w:rPr>
-            </w:r>
-            <w:r>
-              <w:rPr>
-                <w:noProof/>
-                <w:webHidden/>
-              </w:rPr>
               <w:fldChar w:fldCharType="separate"/>
-            </w:r>
-            <w:r>
-              <w:rPr>
-                <w:noProof/>
-                <w:webHidden/>
-              </w:rPr>
               <w:t>41</w:t>
-            </w:r>
-            <w:r>
-              <w:rPr>
-                <w:noProof/>
-                <w:webHidden/>
-              </w:rPr>
               <w:fldChar w:fldCharType="end"/>
             </w:r>
           </w:hyperlink>
@@ -5805,46 +3031,10 @@
                 <w:webHidden/>
               </w:rPr>
               <w:tab/>
-            </w:r>
-            <w:r>
-              <w:rPr>
-                <w:noProof/>
-                <w:webHidden/>
-              </w:rPr>
               <w:fldChar w:fldCharType="begin"/>
-            </w:r>
-            <w:r>
-              <w:rPr>
-                <w:noProof/>
-                <w:webHidden/>
-              </w:rPr>
               <w:instrText xml:space="preserve"> PAGEREF _Toc240725235 \h </w:instrText>
-            </w:r>
-            <w:r>
-              <w:rPr>
-                <w:noProof/>
-                <w:webHidden/>
-              </w:rPr>
-            </w:r>
-            <w:r>
-              <w:rPr>
-                <w:noProof/>
-                <w:webHidden/>
-              </w:rPr>
               <w:fldChar w:fldCharType="separate"/>
-            </w:r>
-            <w:r>
-              <w:rPr>
-                <w:noProof/>
-                <w:webHidden/>
-              </w:rPr>
               <w:t>42</w:t>
-            </w:r>
-            <w:r>
-              <w:rPr>
-                <w:noProof/>
-                <w:webHidden/>
-              </w:rPr>
               <w:fldChar w:fldCharType="end"/>
             </w:r>
           </w:hyperlink>
@@ -5873,46 +3063,10 @@
                 <w:webHidden/>
               </w:rPr>
               <w:tab/>
-            </w:r>
-            <w:r>
-              <w:rPr>
-                <w:noProof/>
-                <w:webHidden/>
-              </w:rPr>
               <w:fldChar w:fldCharType="begin"/>
-            </w:r>
-            <w:r>
-              <w:rPr>
-                <w:noProof/>
-                <w:webHidden/>
-              </w:rPr>
               <w:instrText xml:space="preserve"> PAGEREF _Toc240725236 \h </w:instrText>
-            </w:r>
-            <w:r>
-              <w:rPr>
-                <w:noProof/>
-                <w:webHidden/>
-              </w:rPr>
-            </w:r>
-            <w:r>
-              <w:rPr>
-                <w:noProof/>
-                <w:webHidden/>
-              </w:rPr>
               <w:fldChar w:fldCharType="separate"/>
-            </w:r>
-            <w:r>
-              <w:rPr>
-                <w:noProof/>
-                <w:webHidden/>
-              </w:rPr>
               <w:t>42</w:t>
-            </w:r>
-            <w:r>
-              <w:rPr>
-                <w:noProof/>
-                <w:webHidden/>
-              </w:rPr>
               <w:fldChar w:fldCharType="end"/>
             </w:r>
           </w:hyperlink>
@@ -5941,46 +3095,10 @@
                 <w:webHidden/>
               </w:rPr>
               <w:tab/>
-            </w:r>
-            <w:r>
-              <w:rPr>
-                <w:noProof/>
-                <w:webHidden/>
-              </w:rPr>
               <w:fldChar w:fldCharType="begin"/>
-            </w:r>
-            <w:r>
-              <w:rPr>
-                <w:noProof/>
-                <w:webHidden/>
-              </w:rPr>
               <w:instrText xml:space="preserve"> PAGEREF _Toc240725237 \h </w:instrText>
-            </w:r>
-            <w:r>
-              <w:rPr>
-                <w:noProof/>
-                <w:webHidden/>
-              </w:rPr>
-            </w:r>
-            <w:r>
-              <w:rPr>
-                <w:noProof/>
-                <w:webHidden/>
-              </w:rPr>
               <w:fldChar w:fldCharType="separate"/>
-            </w:r>
-            <w:r>
-              <w:rPr>
-                <w:noProof/>
-                <w:webHidden/>
-              </w:rPr>
               <w:t>42</w:t>
-            </w:r>
-            <w:r>
-              <w:rPr>
-                <w:noProof/>
-                <w:webHidden/>
-              </w:rPr>
               <w:fldChar w:fldCharType="end"/>
             </w:r>
           </w:hyperlink>
@@ -6009,46 +3127,10 @@
                 <w:webHidden/>
               </w:rPr>
               <w:tab/>
-            </w:r>
-            <w:r>
-              <w:rPr>
-                <w:noProof/>
-                <w:webHidden/>
-              </w:rPr>
               <w:fldChar w:fldCharType="begin"/>
-            </w:r>
-            <w:r>
-              <w:rPr>
-                <w:noProof/>
-                <w:webHidden/>
-              </w:rPr>
               <w:instrText xml:space="preserve"> PAGEREF _Toc240725238 \h </w:instrText>
-            </w:r>
-            <w:r>
-              <w:rPr>
-                <w:noProof/>
-                <w:webHidden/>
-              </w:rPr>
-            </w:r>
-            <w:r>
-              <w:rPr>
-                <w:noProof/>
-                <w:webHidden/>
-              </w:rPr>
               <w:fldChar w:fldCharType="separate"/>
-            </w:r>
-            <w:r>
-              <w:rPr>
-                <w:noProof/>
-                <w:webHidden/>
-              </w:rPr>
               <w:t>43</w:t>
-            </w:r>
-            <w:r>
-              <w:rPr>
-                <w:noProof/>
-                <w:webHidden/>
-              </w:rPr>
               <w:fldChar w:fldCharType="end"/>
             </w:r>
           </w:hyperlink>
@@ -6077,46 +3159,10 @@
                 <w:webHidden/>
               </w:rPr>
               <w:tab/>
-            </w:r>
-            <w:r>
-              <w:rPr>
-                <w:noProof/>
-                <w:webHidden/>
-              </w:rPr>
               <w:fldChar w:fldCharType="begin"/>
-            </w:r>
-            <w:r>
-              <w:rPr>
-                <w:noProof/>
-                <w:webHidden/>
-              </w:rPr>
               <w:instrText xml:space="preserve"> PAGEREF _Toc240725239 \h </w:instrText>
-            </w:r>
-            <w:r>
-              <w:rPr>
-                <w:noProof/>
-                <w:webHidden/>
-              </w:rPr>
-            </w:r>
-            <w:r>
-              <w:rPr>
-                <w:noProof/>
-                <w:webHidden/>
-              </w:rPr>
               <w:fldChar w:fldCharType="separate"/>
-            </w:r>
-            <w:r>
-              <w:rPr>
-                <w:noProof/>
-                <w:webHidden/>
-              </w:rPr>
               <w:t>44</w:t>
-            </w:r>
-            <w:r>
-              <w:rPr>
-                <w:noProof/>
-                <w:webHidden/>
-              </w:rPr>
               <w:fldChar w:fldCharType="end"/>
             </w:r>
           </w:hyperlink>
@@ -6145,46 +3191,10 @@
                 <w:webHidden/>
               </w:rPr>
               <w:tab/>
-            </w:r>
-            <w:r>
-              <w:rPr>
-                <w:noProof/>
-                <w:webHidden/>
-              </w:rPr>
               <w:fldChar w:fldCharType="begin"/>
-            </w:r>
-            <w:r>
-              <w:rPr>
-                <w:noProof/>
-                <w:webHidden/>
-              </w:rPr>
               <w:instrText xml:space="preserve"> PAGEREF _Toc240725240 \h </w:instrText>
-            </w:r>
-            <w:r>
-              <w:rPr>
-                <w:noProof/>
-                <w:webHidden/>
-              </w:rPr>
-            </w:r>
-            <w:r>
-              <w:rPr>
-                <w:noProof/>
-                <w:webHidden/>
-              </w:rPr>
               <w:fldChar w:fldCharType="separate"/>
-            </w:r>
-            <w:r>
-              <w:rPr>
-                <w:noProof/>
-                <w:webHidden/>
-              </w:rPr>
               <w:t>44</w:t>
-            </w:r>
-            <w:r>
-              <w:rPr>
-                <w:noProof/>
-                <w:webHidden/>
-              </w:rPr>
               <w:fldChar w:fldCharType="end"/>
             </w:r>
           </w:hyperlink>
@@ -6213,46 +3223,10 @@
                 <w:webHidden/>
               </w:rPr>
               <w:tab/>
-            </w:r>
-            <w:r>
-              <w:rPr>
-                <w:noProof/>
-                <w:webHidden/>
-              </w:rPr>
               <w:fldChar w:fldCharType="begin"/>
-            </w:r>
-            <w:r>
-              <w:rPr>
-                <w:noProof/>
-                <w:webHidden/>
-              </w:rPr>
               <w:instrText xml:space="preserve"> PAGEREF _Toc240725241 \h </w:instrText>
-            </w:r>
-            <w:r>
-              <w:rPr>
-                <w:noProof/>
-                <w:webHidden/>
-              </w:rPr>
-            </w:r>
-            <w:r>
-              <w:rPr>
-                <w:noProof/>
-                <w:webHidden/>
-              </w:rPr>
               <w:fldChar w:fldCharType="separate"/>
-            </w:r>
-            <w:r>
-              <w:rPr>
-                <w:noProof/>
-                <w:webHidden/>
-              </w:rPr>
               <w:t>45</w:t>
-            </w:r>
-            <w:r>
-              <w:rPr>
-                <w:noProof/>
-                <w:webHidden/>
-              </w:rPr>
               <w:fldChar w:fldCharType="end"/>
             </w:r>
           </w:hyperlink>
@@ -6281,46 +3255,10 @@
                 <w:webHidden/>
               </w:rPr>
               <w:tab/>
-            </w:r>
-            <w:r>
-              <w:rPr>
-                <w:noProof/>
-                <w:webHidden/>
-              </w:rPr>
               <w:fldChar w:fldCharType="begin"/>
-            </w:r>
-            <w:r>
-              <w:rPr>
-                <w:noProof/>
-                <w:webHidden/>
-              </w:rPr>
               <w:instrText xml:space="preserve"> PAGEREF _Toc240725242 \h </w:instrText>
-            </w:r>
-            <w:r>
-              <w:rPr>
-                <w:noProof/>
-                <w:webHidden/>
-              </w:rPr>
-            </w:r>
-            <w:r>
-              <w:rPr>
-                <w:noProof/>
-                <w:webHidden/>
-              </w:rPr>
               <w:fldChar w:fldCharType="separate"/>
-            </w:r>
-            <w:r>
-              <w:rPr>
-                <w:noProof/>
-                <w:webHidden/>
-              </w:rPr>
               <w:t>45</w:t>
-            </w:r>
-            <w:r>
-              <w:rPr>
-                <w:noProof/>
-                <w:webHidden/>
-              </w:rPr>
               <w:fldChar w:fldCharType="end"/>
             </w:r>
           </w:hyperlink>
@@ -6349,46 +3287,10 @@
                 <w:webHidden/>
               </w:rPr>
               <w:tab/>
-            </w:r>
-            <w:r>
-              <w:rPr>
-                <w:noProof/>
-                <w:webHidden/>
-              </w:rPr>
               <w:fldChar w:fldCharType="begin"/>
-            </w:r>
-            <w:r>
-              <w:rPr>
-                <w:noProof/>
-                <w:webHidden/>
-              </w:rPr>
               <w:instrText xml:space="preserve"> PAGEREF _Toc240725243 \h </w:instrText>
-            </w:r>
-            <w:r>
-              <w:rPr>
-                <w:noProof/>
-                <w:webHidden/>
-              </w:rPr>
-            </w:r>
-            <w:r>
-              <w:rPr>
-                <w:noProof/>
-                <w:webHidden/>
-              </w:rPr>
               <w:fldChar w:fldCharType="separate"/>
-            </w:r>
-            <w:r>
-              <w:rPr>
-                <w:noProof/>
-                <w:webHidden/>
-              </w:rPr>
               <w:t>45</w:t>
-            </w:r>
-            <w:r>
-              <w:rPr>
-                <w:noProof/>
-                <w:webHidden/>
-              </w:rPr>
               <w:fldChar w:fldCharType="end"/>
             </w:r>
           </w:hyperlink>
@@ -6417,46 +3319,10 @@
                 <w:webHidden/>
               </w:rPr>
               <w:tab/>
-            </w:r>
-            <w:r>
-              <w:rPr>
-                <w:noProof/>
-                <w:webHidden/>
-              </w:rPr>
               <w:fldChar w:fldCharType="begin"/>
-            </w:r>
-            <w:r>
-              <w:rPr>
-                <w:noProof/>
-                <w:webHidden/>
-              </w:rPr>
               <w:instrText xml:space="preserve"> PAGEREF _Toc240725244 \h </w:instrText>
-            </w:r>
-            <w:r>
-              <w:rPr>
-                <w:noProof/>
-                <w:webHidden/>
-              </w:rPr>
-            </w:r>
-            <w:r>
-              <w:rPr>
-                <w:noProof/>
-                <w:webHidden/>
-              </w:rPr>
               <w:fldChar w:fldCharType="separate"/>
-            </w:r>
-            <w:r>
-              <w:rPr>
-                <w:noProof/>
-                <w:webHidden/>
-              </w:rPr>
               <w:t>45</w:t>
-            </w:r>
-            <w:r>
-              <w:rPr>
-                <w:noProof/>
-                <w:webHidden/>
-              </w:rPr>
               <w:fldChar w:fldCharType="end"/>
             </w:r>
           </w:hyperlink>
@@ -6485,46 +3351,10 @@
                 <w:webHidden/>
               </w:rPr>
               <w:tab/>
-            </w:r>
-            <w:r>
-              <w:rPr>
-                <w:noProof/>
-                <w:webHidden/>
-              </w:rPr>
               <w:fldChar w:fldCharType="begin"/>
-            </w:r>
-            <w:r>
-              <w:rPr>
-                <w:noProof/>
-                <w:webHidden/>
-              </w:rPr>
               <w:instrText xml:space="preserve"> PAGEREF _Toc240725245 \h </w:instrText>
-            </w:r>
-            <w:r>
-              <w:rPr>
-                <w:noProof/>
-                <w:webHidden/>
-              </w:rPr>
-            </w:r>
-            <w:r>
-              <w:rPr>
-                <w:noProof/>
-                <w:webHidden/>
-              </w:rPr>
               <w:fldChar w:fldCharType="separate"/>
-            </w:r>
-            <w:r>
-              <w:rPr>
-                <w:noProof/>
-                <w:webHidden/>
-              </w:rPr>
               <w:t>46</w:t>
-            </w:r>
-            <w:r>
-              <w:rPr>
-                <w:noProof/>
-                <w:webHidden/>
-              </w:rPr>
               <w:fldChar w:fldCharType="end"/>
             </w:r>
           </w:hyperlink>
@@ -6553,46 +3383,10 @@
                 <w:webHidden/>
               </w:rPr>
               <w:tab/>
-            </w:r>
-            <w:r>
-              <w:rPr>
-                <w:noProof/>
-                <w:webHidden/>
-              </w:rPr>
               <w:fldChar w:fldCharType="begin"/>
-            </w:r>
-            <w:r>
-              <w:rPr>
-                <w:noProof/>
-                <w:webHidden/>
-              </w:rPr>
               <w:instrText xml:space="preserve"> PAGEREF _Toc240725246 \h </w:instrText>
-            </w:r>
-            <w:r>
-              <w:rPr>
-                <w:noProof/>
-                <w:webHidden/>
-              </w:rPr>
-            </w:r>
-            <w:r>
-              <w:rPr>
-                <w:noProof/>
-                <w:webHidden/>
-              </w:rPr>
               <w:fldChar w:fldCharType="separate"/>
-            </w:r>
-            <w:r>
-              <w:rPr>
-                <w:noProof/>
-                <w:webHidden/>
-              </w:rPr>
               <w:t>46</w:t>
-            </w:r>
-            <w:r>
-              <w:rPr>
-                <w:noProof/>
-                <w:webHidden/>
-              </w:rPr>
               <w:fldChar w:fldCharType="end"/>
             </w:r>
           </w:hyperlink>
@@ -6621,46 +3415,10 @@
                 <w:webHidden/>
               </w:rPr>
               <w:tab/>
-            </w:r>
-            <w:r>
-              <w:rPr>
-                <w:noProof/>
-                <w:webHidden/>
-              </w:rPr>
               <w:fldChar w:fldCharType="begin"/>
-            </w:r>
-            <w:r>
-              <w:rPr>
-                <w:noProof/>
-                <w:webHidden/>
-              </w:rPr>
               <w:instrText xml:space="preserve"> PAGEREF _Toc240725247 \h </w:instrText>
-            </w:r>
-            <w:r>
-              <w:rPr>
-                <w:noProof/>
-                <w:webHidden/>
-              </w:rPr>
-            </w:r>
-            <w:r>
-              <w:rPr>
-                <w:noProof/>
-                <w:webHidden/>
-              </w:rPr>
               <w:fldChar w:fldCharType="separate"/>
-            </w:r>
-            <w:r>
-              <w:rPr>
-                <w:noProof/>
-                <w:webHidden/>
-              </w:rPr>
               <w:t>47</w:t>
-            </w:r>
-            <w:r>
-              <w:rPr>
-                <w:noProof/>
-                <w:webHidden/>
-              </w:rPr>
               <w:fldChar w:fldCharType="end"/>
             </w:r>
           </w:hyperlink>
@@ -6689,46 +3447,10 @@
                 <w:webHidden/>
               </w:rPr>
               <w:tab/>
-            </w:r>
-            <w:r>
-              <w:rPr>
-                <w:noProof/>
-                <w:webHidden/>
-              </w:rPr>
               <w:fldChar w:fldCharType="begin"/>
-            </w:r>
-            <w:r>
-              <w:rPr>
-                <w:noProof/>
-                <w:webHidden/>
-              </w:rPr>
               <w:instrText xml:space="preserve"> PAGEREF _Toc240725248 \h </w:instrText>
-            </w:r>
-            <w:r>
-              <w:rPr>
-                <w:noProof/>
-                <w:webHidden/>
-              </w:rPr>
-            </w:r>
-            <w:r>
-              <w:rPr>
-                <w:noProof/>
-                <w:webHidden/>
-              </w:rPr>
               <w:fldChar w:fldCharType="separate"/>
-            </w:r>
-            <w:r>
-              <w:rPr>
-                <w:noProof/>
-                <w:webHidden/>
-              </w:rPr>
               <w:t>47</w:t>
-            </w:r>
-            <w:r>
-              <w:rPr>
-                <w:noProof/>
-                <w:webHidden/>
-              </w:rPr>
               <w:fldChar w:fldCharType="end"/>
             </w:r>
           </w:hyperlink>
@@ -6757,46 +3479,10 @@
                 <w:webHidden/>
               </w:rPr>
               <w:tab/>
-            </w:r>
-            <w:r>
-              <w:rPr>
-                <w:noProof/>
-                <w:webHidden/>
-              </w:rPr>
               <w:fldChar w:fldCharType="begin"/>
-            </w:r>
-            <w:r>
-              <w:rPr>
-                <w:noProof/>
-                <w:webHidden/>
-              </w:rPr>
               <w:instrText xml:space="preserve"> PAGEREF _Toc240725249 \h </w:instrText>
-            </w:r>
-            <w:r>
-              <w:rPr>
-                <w:noProof/>
-                <w:webHidden/>
-              </w:rPr>
-            </w:r>
-            <w:r>
-              <w:rPr>
-                <w:noProof/>
-                <w:webHidden/>
-              </w:rPr>
               <w:fldChar w:fldCharType="separate"/>
-            </w:r>
-            <w:r>
-              <w:rPr>
-                <w:noProof/>
-                <w:webHidden/>
-              </w:rPr>
               <w:t>48</w:t>
-            </w:r>
-            <w:r>
-              <w:rPr>
-                <w:noProof/>
-                <w:webHidden/>
-              </w:rPr>
               <w:fldChar w:fldCharType="end"/>
             </w:r>
           </w:hyperlink>
@@ -6825,46 +3511,10 @@
                 <w:webHidden/>
               </w:rPr>
               <w:tab/>
-            </w:r>
-            <w:r>
-              <w:rPr>
-                <w:noProof/>
-                <w:webHidden/>
-              </w:rPr>
               <w:fldChar w:fldCharType="begin"/>
-            </w:r>
-            <w:r>
-              <w:rPr>
-                <w:noProof/>
-                <w:webHidden/>
-              </w:rPr>
               <w:instrText xml:space="preserve"> PAGEREF _Toc240725250 \h </w:instrText>
-            </w:r>
-            <w:r>
-              <w:rPr>
-                <w:noProof/>
-                <w:webHidden/>
-              </w:rPr>
-            </w:r>
-            <w:r>
-              <w:rPr>
-                <w:noProof/>
-                <w:webHidden/>
-              </w:rPr>
               <w:fldChar w:fldCharType="separate"/>
-            </w:r>
-            <w:r>
-              <w:rPr>
-                <w:noProof/>
-                <w:webHidden/>
-              </w:rPr>
               <w:t>49</w:t>
-            </w:r>
-            <w:r>
-              <w:rPr>
-                <w:noProof/>
-                <w:webHidden/>
-              </w:rPr>
               <w:fldChar w:fldCharType="end"/>
             </w:r>
           </w:hyperlink>
@@ -6893,46 +3543,10 @@
                 <w:webHidden/>
               </w:rPr>
               <w:tab/>
-            </w:r>
-            <w:r>
-              <w:rPr>
-                <w:noProof/>
-                <w:webHidden/>
-              </w:rPr>
               <w:fldChar w:fldCharType="begin"/>
-            </w:r>
-            <w:r>
-              <w:rPr>
-                <w:noProof/>
-                <w:webHidden/>
-              </w:rPr>
               <w:instrText xml:space="preserve"> PAGEREF _Toc240725251 \h </w:instrText>
-            </w:r>
-            <w:r>
-              <w:rPr>
-                <w:noProof/>
-                <w:webHidden/>
-              </w:rPr>
-            </w:r>
-            <w:r>
-              <w:rPr>
-                <w:noProof/>
-                <w:webHidden/>
-              </w:rPr>
               <w:fldChar w:fldCharType="separate"/>
-            </w:r>
-            <w:r>
-              <w:rPr>
-                <w:noProof/>
-                <w:webHidden/>
-              </w:rPr>
               <w:t>49</w:t>
-            </w:r>
-            <w:r>
-              <w:rPr>
-                <w:noProof/>
-                <w:webHidden/>
-              </w:rPr>
               <w:fldChar w:fldCharType="end"/>
             </w:r>
           </w:hyperlink>
@@ -6961,46 +3575,10 @@
                 <w:webHidden/>
               </w:rPr>
               <w:tab/>
-            </w:r>
-            <w:r>
-              <w:rPr>
-                <w:noProof/>
-                <w:webHidden/>
-              </w:rPr>
               <w:fldChar w:fldCharType="begin"/>
-            </w:r>
-            <w:r>
-              <w:rPr>
-                <w:noProof/>
-                <w:webHidden/>
-              </w:rPr>
               <w:instrText xml:space="preserve"> PAGEREF _Toc240725252 \h </w:instrText>
-            </w:r>
-            <w:r>
-              <w:rPr>
-                <w:noProof/>
-                <w:webHidden/>
-              </w:rPr>
-            </w:r>
-            <w:r>
-              <w:rPr>
-                <w:noProof/>
-                <w:webHidden/>
-              </w:rPr>
               <w:fldChar w:fldCharType="separate"/>
-            </w:r>
-            <w:r>
-              <w:rPr>
-                <w:noProof/>
-                <w:webHidden/>
-              </w:rPr>
               <w:t>49</w:t>
-            </w:r>
-            <w:r>
-              <w:rPr>
-                <w:noProof/>
-                <w:webHidden/>
-              </w:rPr>
               <w:fldChar w:fldCharType="end"/>
             </w:r>
           </w:hyperlink>
@@ -7029,46 +3607,10 @@
                 <w:webHidden/>
               </w:rPr>
               <w:tab/>
-            </w:r>
-            <w:r>
-              <w:rPr>
-                <w:noProof/>
-                <w:webHidden/>
-              </w:rPr>
               <w:fldChar w:fldCharType="begin"/>
-            </w:r>
-            <w:r>
-              <w:rPr>
-                <w:noProof/>
-                <w:webHidden/>
-              </w:rPr>
               <w:instrText xml:space="preserve"> PAGEREF _Toc240725253 \h </w:instrText>
-            </w:r>
-            <w:r>
-              <w:rPr>
-                <w:noProof/>
-                <w:webHidden/>
-              </w:rPr>
-            </w:r>
-            <w:r>
-              <w:rPr>
-                <w:noProof/>
-                <w:webHidden/>
-              </w:rPr>
               <w:fldChar w:fldCharType="separate"/>
-            </w:r>
-            <w:r>
-              <w:rPr>
-                <w:noProof/>
-                <w:webHidden/>
-              </w:rPr>
               <w:t>50</w:t>
-            </w:r>
-            <w:r>
-              <w:rPr>
-                <w:noProof/>
-                <w:webHidden/>
-              </w:rPr>
               <w:fldChar w:fldCharType="end"/>
             </w:r>
           </w:hyperlink>
@@ -7097,46 +3639,10 @@
                 <w:webHidden/>
               </w:rPr>
               <w:tab/>
-            </w:r>
-            <w:r>
-              <w:rPr>
-                <w:noProof/>
-                <w:webHidden/>
-              </w:rPr>
               <w:fldChar w:fldCharType="begin"/>
-            </w:r>
-            <w:r>
-              <w:rPr>
-                <w:noProof/>
-                <w:webHidden/>
-              </w:rPr>
               <w:instrText xml:space="preserve"> PAGEREF _Toc240725254 \h </w:instrText>
-            </w:r>
-            <w:r>
-              <w:rPr>
-                <w:noProof/>
-                <w:webHidden/>
-              </w:rPr>
-            </w:r>
-            <w:r>
-              <w:rPr>
-                <w:noProof/>
-                <w:webHidden/>
-              </w:rPr>
               <w:fldChar w:fldCharType="separate"/>
-            </w:r>
-            <w:r>
-              <w:rPr>
-                <w:noProof/>
-                <w:webHidden/>
-              </w:rPr>
               <w:t>51</w:t>
-            </w:r>
-            <w:r>
-              <w:rPr>
-                <w:noProof/>
-                <w:webHidden/>
-              </w:rPr>
               <w:fldChar w:fldCharType="end"/>
             </w:r>
           </w:hyperlink>
@@ -7165,46 +3671,10 @@
                 <w:webHidden/>
               </w:rPr>
               <w:tab/>
-            </w:r>
-            <w:r>
-              <w:rPr>
-                <w:noProof/>
-                <w:webHidden/>
-              </w:rPr>
               <w:fldChar w:fldCharType="begin"/>
-            </w:r>
-            <w:r>
-              <w:rPr>
-                <w:noProof/>
-                <w:webHidden/>
-              </w:rPr>
               <w:instrText xml:space="preserve"> PAGEREF _Toc240725255 \h </w:instrText>
-            </w:r>
-            <w:r>
-              <w:rPr>
-                <w:noProof/>
-                <w:webHidden/>
-              </w:rPr>
-            </w:r>
-            <w:r>
-              <w:rPr>
-                <w:noProof/>
-                <w:webHidden/>
-              </w:rPr>
               <w:fldChar w:fldCharType="separate"/>
-            </w:r>
-            <w:r>
-              <w:rPr>
-                <w:noProof/>
-                <w:webHidden/>
-              </w:rPr>
               <w:t>51</w:t>
-            </w:r>
-            <w:r>
-              <w:rPr>
-                <w:noProof/>
-                <w:webHidden/>
-              </w:rPr>
               <w:fldChar w:fldCharType="end"/>
             </w:r>
           </w:hyperlink>
@@ -7233,46 +3703,10 @@
                 <w:webHidden/>
               </w:rPr>
               <w:tab/>
-            </w:r>
-            <w:r>
-              <w:rPr>
-                <w:noProof/>
-                <w:webHidden/>
-              </w:rPr>
               <w:fldChar w:fldCharType="begin"/>
-            </w:r>
-            <w:r>
-              <w:rPr>
-                <w:noProof/>
-                <w:webHidden/>
-              </w:rPr>
               <w:instrText xml:space="preserve"> PAGEREF _Toc240725256 \h </w:instrText>
-            </w:r>
-            <w:r>
-              <w:rPr>
-                <w:noProof/>
-                <w:webHidden/>
-              </w:rPr>
-            </w:r>
-            <w:r>
-              <w:rPr>
-                <w:noProof/>
-                <w:webHidden/>
-              </w:rPr>
               <w:fldChar w:fldCharType="separate"/>
-            </w:r>
-            <w:r>
-              <w:rPr>
-                <w:noProof/>
-                <w:webHidden/>
-              </w:rPr>
               <w:t>52</w:t>
-            </w:r>
-            <w:r>
-              <w:rPr>
-                <w:noProof/>
-                <w:webHidden/>
-              </w:rPr>
               <w:fldChar w:fldCharType="end"/>
             </w:r>
           </w:hyperlink>
@@ -7301,46 +3735,10 @@
                 <w:webHidden/>
               </w:rPr>
               <w:tab/>
-            </w:r>
-            <w:r>
-              <w:rPr>
-                <w:noProof/>
-                <w:webHidden/>
-              </w:rPr>
               <w:fldChar w:fldCharType="begin"/>
-            </w:r>
-            <w:r>
-              <w:rPr>
-                <w:noProof/>
-                <w:webHidden/>
-              </w:rPr>
               <w:instrText xml:space="preserve"> PAGEREF _Toc240725257 \h </w:instrText>
-            </w:r>
-            <w:r>
-              <w:rPr>
-                <w:noProof/>
-                <w:webHidden/>
-              </w:rPr>
-            </w:r>
-            <w:r>
-              <w:rPr>
-                <w:noProof/>
-                <w:webHidden/>
-              </w:rPr>
               <w:fldChar w:fldCharType="separate"/>
-            </w:r>
-            <w:r>
-              <w:rPr>
-                <w:noProof/>
-                <w:webHidden/>
-              </w:rPr>
               <w:t>55</w:t>
-            </w:r>
-            <w:r>
-              <w:rPr>
-                <w:noProof/>
-                <w:webHidden/>
-              </w:rPr>
               <w:fldChar w:fldCharType="end"/>
             </w:r>
           </w:hyperlink>
@@ -7369,46 +3767,10 @@
                 <w:webHidden/>
               </w:rPr>
               <w:tab/>
-            </w:r>
-            <w:r>
-              <w:rPr>
-                <w:noProof/>
-                <w:webHidden/>
-              </w:rPr>
               <w:fldChar w:fldCharType="begin"/>
-            </w:r>
-            <w:r>
-              <w:rPr>
-                <w:noProof/>
-                <w:webHidden/>
-              </w:rPr>
               <w:instrText xml:space="preserve"> PAGEREF _Toc240725258 \h </w:instrText>
-            </w:r>
-            <w:r>
-              <w:rPr>
-                <w:noProof/>
-                <w:webHidden/>
-              </w:rPr>
-            </w:r>
-            <w:r>
-              <w:rPr>
-                <w:noProof/>
-                <w:webHidden/>
-              </w:rPr>
               <w:fldChar w:fldCharType="separate"/>
-            </w:r>
-            <w:r>
-              <w:rPr>
-                <w:noProof/>
-                <w:webHidden/>
-              </w:rPr>
               <w:t>55</w:t>
-            </w:r>
-            <w:r>
-              <w:rPr>
-                <w:noProof/>
-                <w:webHidden/>
-              </w:rPr>
               <w:fldChar w:fldCharType="end"/>
             </w:r>
           </w:hyperlink>
@@ -7437,46 +3799,10 @@
                 <w:webHidden/>
               </w:rPr>
               <w:tab/>
-            </w:r>
-            <w:r>
-              <w:rPr>
-                <w:noProof/>
-                <w:webHidden/>
-              </w:rPr>
               <w:fldChar w:fldCharType="begin"/>
-            </w:r>
-            <w:r>
-              <w:rPr>
-                <w:noProof/>
-                <w:webHidden/>
-              </w:rPr>
               <w:instrText xml:space="preserve"> PAGEREF _Toc240725259 \h </w:instrText>
-            </w:r>
-            <w:r>
-              <w:rPr>
-                <w:noProof/>
-                <w:webHidden/>
-              </w:rPr>
-            </w:r>
-            <w:r>
-              <w:rPr>
-                <w:noProof/>
-                <w:webHidden/>
-              </w:rPr>
               <w:fldChar w:fldCharType="separate"/>
-            </w:r>
-            <w:r>
-              <w:rPr>
-                <w:noProof/>
-                <w:webHidden/>
-              </w:rPr>
               <w:t>56</w:t>
-            </w:r>
-            <w:r>
-              <w:rPr>
-                <w:noProof/>
-                <w:webHidden/>
-              </w:rPr>
               <w:fldChar w:fldCharType="end"/>
             </w:r>
           </w:hyperlink>
@@ -7505,46 +3831,10 @@
                 <w:webHidden/>
               </w:rPr>
               <w:tab/>
-            </w:r>
-            <w:r>
-              <w:rPr>
-                <w:noProof/>
-                <w:webHidden/>
-              </w:rPr>
               <w:fldChar w:fldCharType="begin"/>
-            </w:r>
-            <w:r>
-              <w:rPr>
-                <w:noProof/>
-                <w:webHidden/>
-              </w:rPr>
               <w:instrText xml:space="preserve"> PAGEREF _Toc240725260 \h </w:instrText>
-            </w:r>
-            <w:r>
-              <w:rPr>
-                <w:noProof/>
-                <w:webHidden/>
-              </w:rPr>
-            </w:r>
-            <w:r>
-              <w:rPr>
-                <w:noProof/>
-                <w:webHidden/>
-              </w:rPr>
               <w:fldChar w:fldCharType="separate"/>
-            </w:r>
-            <w:r>
-              <w:rPr>
-                <w:noProof/>
-                <w:webHidden/>
-              </w:rPr>
               <w:t>56</w:t>
-            </w:r>
-            <w:r>
-              <w:rPr>
-                <w:noProof/>
-                <w:webHidden/>
-              </w:rPr>
               <w:fldChar w:fldCharType="end"/>
             </w:r>
           </w:hyperlink>
@@ -7573,46 +3863,10 @@
                 <w:webHidden/>
               </w:rPr>
               <w:tab/>
-            </w:r>
-            <w:r>
-              <w:rPr>
-                <w:noProof/>
-                <w:webHidden/>
-              </w:rPr>
               <w:fldChar w:fldCharType="begin"/>
-            </w:r>
-            <w:r>
-              <w:rPr>
-                <w:noProof/>
-                <w:webHidden/>
-              </w:rPr>
               <w:instrText xml:space="preserve"> PAGEREF _Toc240725261 \h </w:instrText>
-            </w:r>
-            <w:r>
-              <w:rPr>
-                <w:noProof/>
-                <w:webHidden/>
-              </w:rPr>
-            </w:r>
-            <w:r>
-              <w:rPr>
-                <w:noProof/>
-                <w:webHidden/>
-              </w:rPr>
               <w:fldChar w:fldCharType="separate"/>
-            </w:r>
-            <w:r>
-              <w:rPr>
-                <w:noProof/>
-                <w:webHidden/>
-              </w:rPr>
               <w:t>57</w:t>
-            </w:r>
-            <w:r>
-              <w:rPr>
-                <w:noProof/>
-                <w:webHidden/>
-              </w:rPr>
               <w:fldChar w:fldCharType="end"/>
             </w:r>
           </w:hyperlink>
@@ -7641,46 +3895,10 @@
                 <w:webHidden/>
               </w:rPr>
               <w:tab/>
-            </w:r>
-            <w:r>
-              <w:rPr>
-                <w:noProof/>
-                <w:webHidden/>
-              </w:rPr>
               <w:fldChar w:fldCharType="begin"/>
-            </w:r>
-            <w:r>
-              <w:rPr>
-                <w:noProof/>
-                <w:webHidden/>
-              </w:rPr>
               <w:instrText xml:space="preserve"> PAGEREF _Toc240725262 \h </w:instrText>
-            </w:r>
-            <w:r>
-              <w:rPr>
-                <w:noProof/>
-                <w:webHidden/>
-              </w:rPr>
-            </w:r>
-            <w:r>
-              <w:rPr>
-                <w:noProof/>
-                <w:webHidden/>
-              </w:rPr>
               <w:fldChar w:fldCharType="separate"/>
-            </w:r>
-            <w:r>
-              <w:rPr>
-                <w:noProof/>
-                <w:webHidden/>
-              </w:rPr>
               <w:t>57</w:t>
-            </w:r>
-            <w:r>
-              <w:rPr>
-                <w:noProof/>
-                <w:webHidden/>
-              </w:rPr>
               <w:fldChar w:fldCharType="end"/>
             </w:r>
           </w:hyperlink>
@@ -7709,46 +3927,10 @@
                 <w:webHidden/>
               </w:rPr>
               <w:tab/>
-            </w:r>
-            <w:r>
-              <w:rPr>
-                <w:noProof/>
-                <w:webHidden/>
-              </w:rPr>
               <w:fldChar w:fldCharType="begin"/>
-            </w:r>
-            <w:r>
-              <w:rPr>
-                <w:noProof/>
-                <w:webHidden/>
-              </w:rPr>
               <w:instrText xml:space="preserve"> PAGEREF _Toc240725263 \h </w:instrText>
-            </w:r>
-            <w:r>
-              <w:rPr>
-                <w:noProof/>
-                <w:webHidden/>
-              </w:rPr>
-            </w:r>
-            <w:r>
-              <w:rPr>
-                <w:noProof/>
-                <w:webHidden/>
-              </w:rPr>
               <w:fldChar w:fldCharType="separate"/>
-            </w:r>
-            <w:r>
-              <w:rPr>
-                <w:noProof/>
-                <w:webHidden/>
-              </w:rPr>
               <w:t>57</w:t>
-            </w:r>
-            <w:r>
-              <w:rPr>
-                <w:noProof/>
-                <w:webHidden/>
-              </w:rPr>
               <w:fldChar w:fldCharType="end"/>
             </w:r>
           </w:hyperlink>
@@ -7777,46 +3959,10 @@
                 <w:webHidden/>
               </w:rPr>
               <w:tab/>
-            </w:r>
-            <w:r>
-              <w:rPr>
-                <w:noProof/>
-                <w:webHidden/>
-              </w:rPr>
               <w:fldChar w:fldCharType="begin"/>
-            </w:r>
-            <w:r>
-              <w:rPr>
-                <w:noProof/>
-                <w:webHidden/>
-              </w:rPr>
               <w:instrText xml:space="preserve"> PAGEREF _Toc240725264 \h </w:instrText>
-            </w:r>
-            <w:r>
-              <w:rPr>
-                <w:noProof/>
-                <w:webHidden/>
-              </w:rPr>
-            </w:r>
-            <w:r>
-              <w:rPr>
-                <w:noProof/>
-                <w:webHidden/>
-              </w:rPr>
               <w:fldChar w:fldCharType="separate"/>
-            </w:r>
-            <w:r>
-              <w:rPr>
-                <w:noProof/>
-                <w:webHidden/>
-              </w:rPr>
               <w:t>57</w:t>
-            </w:r>
-            <w:r>
-              <w:rPr>
-                <w:noProof/>
-                <w:webHidden/>
-              </w:rPr>
               <w:fldChar w:fldCharType="end"/>
             </w:r>
           </w:hyperlink>
@@ -7845,46 +3991,10 @@
                 <w:webHidden/>
               </w:rPr>
               <w:tab/>
-            </w:r>
-            <w:r>
-              <w:rPr>
-                <w:noProof/>
-                <w:webHidden/>
-              </w:rPr>
               <w:fldChar w:fldCharType="begin"/>
-            </w:r>
-            <w:r>
-              <w:rPr>
-                <w:noProof/>
-                <w:webHidden/>
-              </w:rPr>
               <w:instrText xml:space="preserve"> PAGEREF _Toc240725265 \h </w:instrText>
-            </w:r>
-            <w:r>
-              <w:rPr>
-                <w:noProof/>
-                <w:webHidden/>
-              </w:rPr>
-            </w:r>
-            <w:r>
-              <w:rPr>
-                <w:noProof/>
-                <w:webHidden/>
-              </w:rPr>
               <w:fldChar w:fldCharType="separate"/>
-            </w:r>
-            <w:r>
-              <w:rPr>
-                <w:noProof/>
-                <w:webHidden/>
-              </w:rPr>
               <w:t>58</w:t>
-            </w:r>
-            <w:r>
-              <w:rPr>
-                <w:noProof/>
-                <w:webHidden/>
-              </w:rPr>
               <w:fldChar w:fldCharType="end"/>
             </w:r>
           </w:hyperlink>
@@ -7913,46 +4023,10 @@
                 <w:webHidden/>
               </w:rPr>
               <w:tab/>
-            </w:r>
-            <w:r>
-              <w:rPr>
-                <w:noProof/>
-                <w:webHidden/>
-              </w:rPr>
               <w:fldChar w:fldCharType="begin"/>
-            </w:r>
-            <w:r>
-              <w:rPr>
-                <w:noProof/>
-                <w:webHidden/>
-              </w:rPr>
               <w:instrText xml:space="preserve"> PAGEREF _Toc240725266 \h </w:instrText>
-            </w:r>
-            <w:r>
-              <w:rPr>
-                <w:noProof/>
-                <w:webHidden/>
-              </w:rPr>
-            </w:r>
-            <w:r>
-              <w:rPr>
-                <w:noProof/>
-                <w:webHidden/>
-              </w:rPr>
               <w:fldChar w:fldCharType="separate"/>
-            </w:r>
-            <w:r>
-              <w:rPr>
-                <w:noProof/>
-                <w:webHidden/>
-              </w:rPr>
               <w:t>58</w:t>
-            </w:r>
-            <w:r>
-              <w:rPr>
-                <w:noProof/>
-                <w:webHidden/>
-              </w:rPr>
               <w:fldChar w:fldCharType="end"/>
             </w:r>
           </w:hyperlink>
@@ -7981,46 +4055,10 @@
                 <w:webHidden/>
               </w:rPr>
               <w:tab/>
-            </w:r>
-            <w:r>
-              <w:rPr>
-                <w:noProof/>
-                <w:webHidden/>
-              </w:rPr>
               <w:fldChar w:fldCharType="begin"/>
-            </w:r>
-            <w:r>
-              <w:rPr>
-                <w:noProof/>
-                <w:webHidden/>
-              </w:rPr>
               <w:instrText xml:space="preserve"> PAGEREF _Toc240725267 \h </w:instrText>
-            </w:r>
-            <w:r>
-              <w:rPr>
-                <w:noProof/>
-                <w:webHidden/>
-              </w:rPr>
-            </w:r>
-            <w:r>
-              <w:rPr>
-                <w:noProof/>
-                <w:webHidden/>
-              </w:rPr>
               <w:fldChar w:fldCharType="separate"/>
-            </w:r>
-            <w:r>
-              <w:rPr>
-                <w:noProof/>
-                <w:webHidden/>
-              </w:rPr>
               <w:t>59</w:t>
-            </w:r>
-            <w:r>
-              <w:rPr>
-                <w:noProof/>
-                <w:webHidden/>
-              </w:rPr>
               <w:fldChar w:fldCharType="end"/>
             </w:r>
           </w:hyperlink>
@@ -8049,46 +4087,10 @@
                 <w:webHidden/>
               </w:rPr>
               <w:tab/>
-            </w:r>
-            <w:r>
-              <w:rPr>
-                <w:noProof/>
-                <w:webHidden/>
-              </w:rPr>
               <w:fldChar w:fldCharType="begin"/>
-            </w:r>
-            <w:r>
-              <w:rPr>
-                <w:noProof/>
-                <w:webHidden/>
-              </w:rPr>
               <w:instrText xml:space="preserve"> PAGEREF _Toc240725268 \h </w:instrText>
-            </w:r>
-            <w:r>
-              <w:rPr>
-                <w:noProof/>
-                <w:webHidden/>
-              </w:rPr>
-            </w:r>
-            <w:r>
-              <w:rPr>
-                <w:noProof/>
-                <w:webHidden/>
-              </w:rPr>
               <w:fldChar w:fldCharType="separate"/>
-            </w:r>
-            <w:r>
-              <w:rPr>
-                <w:noProof/>
-                <w:webHidden/>
-              </w:rPr>
               <w:t>59</w:t>
-            </w:r>
-            <w:r>
-              <w:rPr>
-                <w:noProof/>
-                <w:webHidden/>
-              </w:rPr>
               <w:fldChar w:fldCharType="end"/>
             </w:r>
           </w:hyperlink>
@@ -8117,46 +4119,10 @@
                 <w:webHidden/>
               </w:rPr>
               <w:tab/>
-            </w:r>
-            <w:r>
-              <w:rPr>
-                <w:noProof/>
-                <w:webHidden/>
-              </w:rPr>
               <w:fldChar w:fldCharType="begin"/>
-            </w:r>
-            <w:r>
-              <w:rPr>
-                <w:noProof/>
-                <w:webHidden/>
-              </w:rPr>
               <w:instrText xml:space="preserve"> PAGEREF _Toc240725269 \h </w:instrText>
-            </w:r>
-            <w:r>
-              <w:rPr>
-                <w:noProof/>
-                <w:webHidden/>
-              </w:rPr>
-            </w:r>
-            <w:r>
-              <w:rPr>
-                <w:noProof/>
-                <w:webHidden/>
-              </w:rPr>
               <w:fldChar w:fldCharType="separate"/>
-            </w:r>
-            <w:r>
-              <w:rPr>
-                <w:noProof/>
-                <w:webHidden/>
-              </w:rPr>
               <w:t>59</w:t>
-            </w:r>
-            <w:r>
-              <w:rPr>
-                <w:noProof/>
-                <w:webHidden/>
-              </w:rPr>
               <w:fldChar w:fldCharType="end"/>
             </w:r>
           </w:hyperlink>
@@ -8185,46 +4151,10 @@
                 <w:webHidden/>
               </w:rPr>
               <w:tab/>
-            </w:r>
-            <w:r>
-              <w:rPr>
-                <w:noProof/>
-                <w:webHidden/>
-              </w:rPr>
               <w:fldChar w:fldCharType="begin"/>
-            </w:r>
-            <w:r>
-              <w:rPr>
-                <w:noProof/>
-                <w:webHidden/>
-              </w:rPr>
               <w:instrText xml:space="preserve"> PAGEREF _Toc240725270 \h </w:instrText>
-            </w:r>
-            <w:r>
-              <w:rPr>
-                <w:noProof/>
-                <w:webHidden/>
-              </w:rPr>
-            </w:r>
-            <w:r>
-              <w:rPr>
-                <w:noProof/>
-                <w:webHidden/>
-              </w:rPr>
               <w:fldChar w:fldCharType="separate"/>
-            </w:r>
-            <w:r>
-              <w:rPr>
-                <w:noProof/>
-                <w:webHidden/>
-              </w:rPr>
               <w:t>60</w:t>
-            </w:r>
-            <w:r>
-              <w:rPr>
-                <w:noProof/>
-                <w:webHidden/>
-              </w:rPr>
               <w:fldChar w:fldCharType="end"/>
             </w:r>
           </w:hyperlink>
@@ -8253,46 +4183,10 @@
                 <w:webHidden/>
               </w:rPr>
               <w:tab/>
-            </w:r>
-            <w:r>
-              <w:rPr>
-                <w:noProof/>
-                <w:webHidden/>
-              </w:rPr>
               <w:fldChar w:fldCharType="begin"/>
-            </w:r>
-            <w:r>
-              <w:rPr>
-                <w:noProof/>
-                <w:webHidden/>
-              </w:rPr>
               <w:instrText xml:space="preserve"> PAGEREF _Toc240725271 \h </w:instrText>
-            </w:r>
-            <w:r>
-              <w:rPr>
-                <w:noProof/>
-                <w:webHidden/>
-              </w:rPr>
-            </w:r>
-            <w:r>
-              <w:rPr>
-                <w:noProof/>
-                <w:webHidden/>
-              </w:rPr>
               <w:fldChar w:fldCharType="separate"/>
-            </w:r>
-            <w:r>
-              <w:rPr>
-                <w:noProof/>
-                <w:webHidden/>
-              </w:rPr>
               <w:t>60</w:t>
-            </w:r>
-            <w:r>
-              <w:rPr>
-                <w:noProof/>
-                <w:webHidden/>
-              </w:rPr>
               <w:fldChar w:fldCharType="end"/>
             </w:r>
           </w:hyperlink>
@@ -8321,46 +4215,10 @@
                 <w:webHidden/>
               </w:rPr>
               <w:tab/>
-            </w:r>
-            <w:r>
-              <w:rPr>
-                <w:noProof/>
-                <w:webHidden/>
-              </w:rPr>
               <w:fldChar w:fldCharType="begin"/>
-            </w:r>
-            <w:r>
-              <w:rPr>
-                <w:noProof/>
-                <w:webHidden/>
-              </w:rPr>
               <w:instrText xml:space="preserve"> PAGEREF _Toc240725272 \h </w:instrText>
-            </w:r>
-            <w:r>
-              <w:rPr>
-                <w:noProof/>
-                <w:webHidden/>
-              </w:rPr>
-            </w:r>
-            <w:r>
-              <w:rPr>
-                <w:noProof/>
-                <w:webHidden/>
-              </w:rPr>
               <w:fldChar w:fldCharType="separate"/>
-            </w:r>
-            <w:r>
-              <w:rPr>
-                <w:noProof/>
-                <w:webHidden/>
-              </w:rPr>
               <w:t>61</w:t>
-            </w:r>
-            <w:r>
-              <w:rPr>
-                <w:noProof/>
-                <w:webHidden/>
-              </w:rPr>
               <w:fldChar w:fldCharType="end"/>
             </w:r>
           </w:hyperlink>
@@ -11701,8 +7559,6 @@
       </w:r>
       <w:r>
         <w:t xml:space="preserve">Before anything reaches JDE, set_processing_option verifies: the story's approval status (Section 3.5, Gate 2); a universal rule against writing to an Oracle-owned XJDE/ZJDE template version, which applies regardless of anything else (Appendix D.1); this engagement's specific scope file confirming the exact application/version/option is authorised (Appendix D.2); and, where the scope </w:t>
-      </w:r>
-      <w:r>
         <w:lastRenderedPageBreak/>
         <w:t>entry constrains it, that the proposed value is one of the allowed values. The PreToolUse approval hook (Section 8.1) applies on top of all four. None of these substitutes for another.</w:t>
       </w:r>
@@ -12072,8 +7928,6 @@
       </w:r>
       <w:r>
         <w:t xml:space="preserve">this is primarily configuration and knowledge management, not customer-specific model training. When an agent's output needs to improve, the Start-up Pack — </w:t>
-      </w:r>
-      <w:r>
         <w:lastRenderedPageBreak/>
         <w:t>prompt/instructions, skill/methodology, knowledge, examples, quality rules, tool permissions — is where that improvement happens first. Model training or fine-tuning is not part of this design and is not needed to keep these agents improving over time (Section 14).</w:t>
       </w:r>
@@ -12786,8 +8640,6 @@
             </w:pPr>
             <w:r>
               <w:t xml:space="preserve">The story describes the business need, not a specific JDE mechanism — routing to configuration, development or Human </w:t>
-            </w:r>
-            <w:r>
               <w:lastRenderedPageBreak/>
               <w:t>Implementation stays the Architect's decision (Section 4.3), not the story author's</w:t>
             </w:r>
@@ -15418,8 +11270,6 @@
       </w:pPr>
       <w:r>
         <w:t xml:space="preserve">The exact-change control that closes a real gap in v9: a story being approved (Section 3.5, Gate 2) is not the same as a human having seen and approved the specific operation a build agent is about </w:t>
-      </w:r>
-      <w:r>
         <w:lastRenderedPageBreak/>
         <w:t>to execute. Without this, an approved story_id could be reused to execute a materially different write than the one anyone actually reviewed. Written by propose_change and updated by a human via backlog_review.py — never by an agent.</w:t>
       </w:r>
@@ -21261,8 +17111,6 @@
             </w:pPr>
             <w:r>
               <w:t xml:space="preserve">Retain CNC/package governance and human production promotion; no MCP </w:t>
-            </w:r>
-            <w:r>
               <w:lastRenderedPageBreak/>
               <w:t>tool targets production, including the narrow Data Structure promotion path Oracle documents (Sections 7.7.1, 8.2)</w:t>
             </w:r>
@@ -22727,8 +18575,6 @@
             </w:pPr>
             <w:r>
               <w:t xml:space="preserve">Behavioural, not effort-bound — this is a habit being proven, </w:t>
-            </w:r>
-            <w:r>
               <w:lastRenderedPageBreak/>
               <w:t>not a feature being built</w:t>
             </w:r>
@@ -31119,7 +26965,7 @@
         <w:spacing w:after="80"/>
       </w:pPr>
       <w:r>
-        <w:t>No secrets mechanism. Actual AIS/API credentials are never read into, stored in, or returned by any Admin endpoint — only connection/configuration status. A proper secrets mechanism remains explicitly future work (Section 8, Section 15.10).</w:t>
+        <w:t>No secrets mechanism, with an explicit pilot/production split. Pilot: actual AIS and Jira credentials (JDE_AIS_USERNAME/PASSWORD, JIRA_EMAIL, JIRA_API_TOKEN) are supplied only through local, git-ignored environment configuration on the machine running the service — never read into, stored in, or returned by any Admin endpoint, which exposes connection/configuration status only (AisConnectionStatus, JiraConnectionStatus). Production: an authorised Jade Admin instead enters and replaces each credential through Admin → Integrations — the UI shows only that a credential is configured (e.g. “API token: Configured [Replace]”) and never retrieves or redisplays the value once set — and the backend persists it through a dedicated, secure secrets provider, never through JsonFileStore or any other ordinary application persistence, with access to set or replace a credential restricted to authorised Admin users. That production secrets-provider architecture, and the Admin write path in front of it, remain explicitly future work, not built in the pilot (Section 8, Section 15.10).</w:t>
       </w:r>
     </w:p>
     <w:p>
@@ -33758,8 +29604,6 @@
       </w:pPr>
       <w:r>
         <w:t xml:space="preserve">Subagents are defined as markdown files under .claude/agents/, each with its own tool allowlist — this is the mechanism recommended in Section 4 and Section 5.3 for enforcing </w:t>
-      </w:r>
-      <w:r>
         <w:lastRenderedPageBreak/>
         <w:t>least-privilege access per agent role, including the zero-JDE-access constraint on the Check Agent and the capability-specific allowlist on the Technical Agent.</w:t>
       </w:r>
@@ -33906,8 +29750,6 @@
       </w:pPr>
       <w:r>
         <w:t xml:space="preserve">v10's proposals — the Change Orchestrator framing, exact-change approval, risk-based autonomy, evidence-as-a-product-capability, Resolve without Change, the Architect's ‘why not?’ discipline, layered knowledge governance, generalised testing, runtime neutrality, non-functional requirements, the lifecycle state model, security invariants, validation checks and the maturity model — are all operating-model and software-architecture content, not new claims about JDE or Oracle technology. No new Oracle documentation verification was required for this batch. The v11 review instead checked structural placement, internal consistency, and whether ‘mandatory’ claims matched the document's own maturity model, and found four issues, all corrected: the content was placed before Section 1 instead of after Section 14 (now Sections 15–18); a ‘this section takes precedence on conflict’ clause stood in for actually updating Sections 4.3, 6, 8, 10 and 13 (now </w:t>
-      </w:r>
-      <w:r>
         <w:lastRenderedPageBreak/>
         <w:t>genuinely integrated); ‘Gate A–H’ collided with Section 3.5's existing Gate 1/Gate 2 (now ‘MVP acceptance checks 1–8’); and several items labelled mandatory before MVP testing were, by the document's own Section 18 maturity model, product-ready rather than pilot-ready requirements (now scoped accordingly in Section 17.1).</w:t>
       </w:r>
@@ -35001,8 +30843,6 @@
             </w:pPr>
             <w:r>
               <w:t xml:space="preserve">Processing-option categories that are never touched regardless of technical reachability </w:t>
-            </w:r>
-            <w:r>
               <w:lastRenderedPageBreak/>
               <w:t>(e.g. tax calculation, GL posting, AAI-related options)</w:t>
             </w:r>

--- a/docs/JDE_AI_Driven_Change_Factory_Design_Document_v11.docx
+++ b/docs/JDE_AI_Driven_Change_Factory_Design_Document_v11.docx
@@ -26495,7 +26495,7 @@
     <w:p>
       <w:pPr/>
       <w:r>
-        <w:t>This section documents a customer-facing Administration area added to surface configuration, connectivity, agent definitions and governance telemetry that already existed in the system but had no UI — deliberately a visibility and light-configuration layer on top of the existing services, models and JsonFileStore persistence (Section 16.2), not a new subsystem. It reuses the current agent/driver architecture throughout and introduces no RBAC, no new persistence technology, no secrets platform, and no self-modifying or auto-optimising agent capability — see 19.7.</w:t>
+        <w:t>This section documents a customer-facing Administration area added to surface configuration, connectivity, agent definitions and governance telemetry that already existed in the system but had no UI — deliberately a visibility and light-configuration layer on top of the existing services, models and JsonFileStore persistence (Section 16.2), not a new subsystem. It reuses the current agent/driver architecture throughout and introduces no RBAC, no new persistence technology, no secrets platform, and no self-modifying or auto-optimising agent capability, with one deliberate, explicitly pilot-scoped exception (Jira credential entry) — see 19.7.</w:t>
       </w:r>
     </w:p>
     <w:p>
@@ -26965,7 +26965,7 @@
         <w:spacing w:after="80"/>
       </w:pPr>
       <w:r>
-        <w:t>No secrets mechanism, with an explicit pilot/production split. Pilot: actual AIS and Jira credentials (JDE_AIS_USERNAME/PASSWORD, JIRA_EMAIL, JIRA_API_TOKEN) are supplied only through local, git-ignored environment configuration on the machine running the service — never read into, stored in, or returned by any Admin endpoint, which exposes connection/configuration status only (AisConnectionStatus, JiraConnectionStatus). Production: an authorised Jade Admin instead enters and replaces each credential through Admin → Integrations — the UI shows only that a credential is configured (e.g. “API token: Configured [Replace]”) and never retrieves or redisplays the value once set — and the backend persists it through a dedicated, secure secrets provider, never through JsonFileStore or any other ordinary application persistence, with access to set or replace a credential restricted to authorised Admin users. That production secrets-provider architecture, and the Admin write path in front of it, remain explicitly future work, not built in the pilot (Section 8, Section 15.10).</w:t>
+        <w:t>No production secrets mechanism yet, with an explicit pilot/production split that now differs by credential. AIS: unchanged from Section 8 — JDE_AIS_USERNAME/PASSWORD are supplied only through local, git-ignored environment configuration; never read into, stored in, or returned by any Admin endpoint, which exposes AisConnectionStatus only. Jira, PILOT implementation: email and API token are entered per customer through Admin → Integrations → Jira — a deliberate, explicitly pilot-scoped exception to the rule above, made because a short-lived single-operator pilot does not justify local file editing for every credential change. The value is persisted through the same plain, unencrypted JsonFileStore every other api_service record already uses (still under the git-ignored data directory, so it is never committed) — not a secrets manager, not encrypted at rest. Basic precautions only: the token is never returned by any endpoint (JiraConnectionStatus/JiraTestConnectionResult report status/outcome only), never logged, and “Test Connection” checks whatever is currently typed without saving it. Jira, PRODUCTION target (not built): the same Admin → Integrations entry point, but the UI shows only that a credential is configured (e.g. “API token: Configured [Replace]”) and never retrieves or redisplays the value once set, the backend persists it through a dedicated, secure secrets provider instead of JsonFileStore, and access to set or replace a credential is restricted to authorised Admin users. That production secrets-provider architecture is explicitly future hardening — tracked here, not built in the pilot (Section 8, Section 15.10).</w:t>
       </w:r>
     </w:p>
     <w:p>
